--- a/Arquitectura de Sistemas Computacionales/Kit docente/Clase 10/Solucion Taller Clase 10 - CloudLite.docx
+++ b/Arquitectura de Sistemas Computacionales/Kit docente/Clase 10/Solucion Taller Clase 10 - CloudLite.docx
@@ -390,7 +390,7 @@
           <w:color w:val="2B2B2B"/>
           <w:sz w:val="22"/>
         </w:rPr>
-        <w:t>Campus Virtual UNIAJC · gratis + navegador · sin cloud con tarjeta.</w:t>
+        <w:t>Entrega en ExamLab · gratis + navegador · sin cloud con tarjeta.</w:t>
       </w:r>
     </w:p>
     <w:sectPr>

--- a/Arquitectura de Sistemas Computacionales/Kit docente/Clase 10/Solucion Taller Clase 10 - CloudLite.docx
+++ b/Arquitectura de Sistemas Computacionales/Kit docente/Clase 10/Solucion Taller Clase 10 - CloudLite.docx
@@ -76,7 +76,7 @@
           <w:color w:val="2B2B2B"/>
           <w:sz w:val="22"/>
         </w:rPr>
-        <w:t>Taller estudiante: Clases/Clase 10 - Costos y sostenibilidad cloud/Actividad autonoma Clase 10 - CloudLite.docx</w:t>
+        <w:t>Taller estudiante: Clases/Clase 10 - Costos y sostenibilidad cloud/Actividad autónoma Clase 10 — Costos CloudLite.docx</w:t>
       </w:r>
     </w:p>
     <w:p>

--- a/Arquitectura de Sistemas Computacionales/Kit docente/Clase 10/Solucion Taller Clase 10 - CloudLite.docx
+++ b/Arquitectura de Sistemas Computacionales/Kit docente/Clase 10/Solucion Taller Clase 10 - CloudLite.docx
@@ -3,66 +3,201 @@
 <w:document xmlns:wpc="http://schemas.microsoft.com/office/word/2010/wordprocessingCanvas" xmlns:mo="http://schemas.microsoft.com/office/mac/office/2008/main" xmlns:mc="http://schemas.openxmlformats.org/markup-compatibility/2006" xmlns:mv="urn:schemas-microsoft-com:mac:vml" xmlns:o="urn:schemas-microsoft-com:office:office" xmlns:r="http://schemas.openxmlformats.org/officeDocument/2006/relationships" xmlns:m="http://schemas.openxmlformats.org/officeDocument/2006/math" xmlns:v="urn:schemas-microsoft-com:vml" xmlns:wp14="http://schemas.microsoft.com/office/word/2010/wordprocessingDrawing" xmlns:wp="http://schemas.openxmlformats.org/drawingml/2006/wordprocessingDrawing" xmlns:w10="urn:schemas-microsoft-com:office:word" xmlns:w="http://schemas.openxmlformats.org/wordprocessingml/2006/main" xmlns:w14="http://schemas.microsoft.com/office/word/2010/wordml" xmlns:wpg="http://schemas.microsoft.com/office/word/2010/wordprocessingGroup" xmlns:wpi="http://schemas.microsoft.com/office/word/2010/wordprocessingInk" xmlns:wne="http://schemas.microsoft.com/office/word/2006/wordml" xmlns:wps="http://schemas.microsoft.com/office/word/2010/wordprocessingShape" mc:Ignorable="w14 wp14">
   <w:body>
     <w:p>
-      <w:pPr>
-        <w:spacing w:after="120"/>
-        <w:jc w:val="left"/>
-        <w:shd w:val="clear" w:fill="095292"/>
-      </w:pPr>
       <w:r>
         <w:rPr>
-          <w:rFonts w:ascii="Calibri" w:hAnsi="Calibri" w:eastAsia="Calibri"/>
           <w:b/>
-          <w:color w:val="FFFFFF"/>
-          <w:sz w:val="26"/>
+          <w:color w:val="1A1C1D"/>
+          <w:sz w:val="44"/>
         </w:rPr>
-        <w:t xml:space="preserve">  Solución Taller Clase 10 — Costos B/M/A</w:t>
+        <w:t>Solucion — Actividad del Corte 2, preguntas 11 y 12 (tabla de costos cualitativa y sostenibilidad verificable)</w:t>
       </w:r>
     </w:p>
     <w:p>
       <w:pPr>
-        <w:spacing w:after="120"/>
-        <w:jc w:val="center"/>
-        <w:shd w:val="clear" w:fill="FBE4E4"/>
+        <w:ind w:left="432"/>
+        <w:shd w:val="clear" w:fill="F7F7F8"/>
       </w:pPr>
       <w:r>
         <w:rPr>
-          <w:rFonts w:ascii="Calibri" w:hAnsi="Calibri" w:eastAsia="Calibri"/>
           <w:b/>
-          <w:color w:val="A02030"/>
+          <w:i/>
+          <w:color w:val="4A4A49"/>
+          <w:sz w:val="21"/>
+        </w:rPr>
+        <w:t>DOCUMENTO DOCENTE — PRIVADO.</w:t>
+      </w:r>
+      <w:r>
+        <w:rPr>
+          <w:b w:val="0"/>
+          <w:i/>
+          <w:color w:val="4A4A49"/>
+          <w:sz w:val="21"/>
+        </w:rPr>
+        <w:t xml:space="preserve"> No publicar en </w:t>
+      </w:r>
+      <w:r>
+        <w:rPr>
+          <w:rFonts w:ascii="Consolas" w:hAnsi="Consolas"/>
+          <w:i/>
+          <w:color w:val="111111"/>
+          <w:sz w:val="20"/>
+        </w:rPr>
+        <w:t>Clases/</w:t>
+      </w:r>
+      <w:r>
+        <w:rPr>
+          <w:b w:val="0"/>
+          <w:i/>
+          <w:color w:val="4A4A49"/>
+          <w:sz w:val="21"/>
+        </w:rPr>
+        <w:t xml:space="preserve"> ni en ExamLab antes del cierre de la entrega.</w:t>
+      </w:r>
+    </w:p>
+    <w:p>
+      <w:r>
+        <w:rPr>
+          <w:b/>
+          <w:color w:val="4A4A49"/>
           <w:sz w:val="22"/>
         </w:rPr>
-        <w:t>DOCUMENTO DOCENTE — PRIVADO (no va en Clases/)</w:t>
+        <w:t>Resumen:</w:t>
+      </w:r>
+      <w:r>
+        <w:rPr>
+          <w:b w:val="0"/>
+          <w:color w:val="4A4A49"/>
+          <w:sz w:val="22"/>
+        </w:rPr>
+        <w:t xml:space="preserve"> Las dos ultimas preguntas del Corte 2 sobre </w:t>
+      </w:r>
+      <w:r>
+        <w:rPr>
+          <w:b/>
+          <w:color w:val="4A4A49"/>
+          <w:sz w:val="22"/>
+        </w:rPr>
+        <w:t>BiblioLite</w:t>
+      </w:r>
+      <w:r>
+        <w:rPr>
+          <w:b w:val="0"/>
+          <w:color w:val="4A4A49"/>
+          <w:sz w:val="22"/>
+        </w:rPr>
+        <w:t>, y las dos con la misma trampa: se pueden responder con palabras que suenan bien y no dicen nada. La pregunta 11 la corta con dos reglas mecanicas —</w:t>
+      </w:r>
+      <w:r>
+        <w:rPr>
+          <w:b/>
+          <w:color w:val="4A4A49"/>
+          <w:sz w:val="22"/>
+        </w:rPr>
+        <w:t>driver contable</w:t>
+      </w:r>
+      <w:r>
+        <w:rPr>
+          <w:b w:val="0"/>
+          <w:color w:val="4A4A49"/>
+          <w:sz w:val="22"/>
+        </w:rPr>
+        <w:t xml:space="preserve"> y </w:t>
+      </w:r>
+      <w:r>
+        <w:rPr>
+          <w:b/>
+          <w:color w:val="4A4A49"/>
+          <w:sz w:val="22"/>
+        </w:rPr>
+        <w:t>al menos un Alto y un Bajo</w:t>
+      </w:r>
+      <w:r>
+        <w:rPr>
+          <w:b w:val="0"/>
+          <w:color w:val="4A4A49"/>
+          <w:sz w:val="22"/>
+        </w:rPr>
+        <w:t xml:space="preserve">— y la 12 con una sola: </w:t>
+      </w:r>
+      <w:r>
+        <w:rPr>
+          <w:b/>
+          <w:color w:val="4A4A49"/>
+          <w:sz w:val="22"/>
+        </w:rPr>
+        <w:t>si no se puede comprobar mirando un artefacto, vale cero</w:t>
+      </w:r>
+      <w:r>
+        <w:rPr>
+          <w:b w:val="0"/>
+          <w:color w:val="4A4A49"/>
+          <w:sz w:val="22"/>
+        </w:rPr>
+        <w:t>. Con esas tres reglas, las dos preguntas se califican en diez minutos.</w:t>
       </w:r>
     </w:p>
     <w:p>
       <w:pPr>
-        <w:spacing w:after="120"/>
-        <w:jc w:val="left"/>
-        <w:shd w:val="clear" w:fill="E8F4FA"/>
+        <w:ind w:left="432"/>
+        <w:shd w:val="clear" w:fill="F7F7F8"/>
       </w:pPr>
       <w:r>
         <w:rPr>
-          <w:rFonts w:ascii="Calibri" w:hAnsi="Calibri" w:eastAsia="Calibri"/>
           <w:b w:val="0"/>
-          <w:color w:val="2B2B2B"/>
-          <w:sz w:val="22"/>
+          <w:i/>
+          <w:color w:val="4A4A49"/>
+          <w:sz w:val="21"/>
         </w:rPr>
-        <w:t>Tabla cualitativa + 3 acciones sostenibilidad.</w:t>
+        <w:t xml:space="preserve">Estas 2 preguntas cierran los </w:t>
+      </w:r>
+      <w:r>
+        <w:rPr>
+          <w:b/>
+          <w:i/>
+          <w:color w:val="4A4A49"/>
+          <w:sz w:val="21"/>
+        </w:rPr>
+        <w:t>100 puntos</w:t>
+      </w:r>
+      <w:r>
+        <w:rPr>
+          <w:b w:val="0"/>
+          <w:i/>
+          <w:color w:val="4A4A49"/>
+          <w:sz w:val="21"/>
+        </w:rPr>
+        <w:t xml:space="preserve"> de la actividad del Corte 2 (Clases 6, 7, 8 y 10). La 11 vale 16.25 puntos, mas que cualquier otra pregunta del corte: es la que hay que atender primero en el taller. La tabla se construye </w:t>
+      </w:r>
+      <w:r>
+        <w:rPr>
+          <w:b/>
+          <w:i/>
+          <w:color w:val="4A4A49"/>
+          <w:sz w:val="21"/>
+        </w:rPr>
+        <w:t>sobre el diagrama de despliegue de la Clase 7</w:t>
+      </w:r>
+      <w:r>
+        <w:rPr>
+          <w:b w:val="0"/>
+          <w:i/>
+          <w:color w:val="4A4A49"/>
+          <w:sz w:val="21"/>
+        </w:rPr>
+        <w:t>, componente por componente, y quien no lo tenga a la vista va a dejar filas fuera.</w:t>
       </w:r>
     </w:p>
     <w:p>
       <w:pPr>
-        <w:spacing w:after="120"/>
-        <w:jc w:val="left"/>
+        <w:spacing w:before="200" w:after="60"/>
       </w:pPr>
       <w:r>
         <w:rPr>
-          <w:rFonts w:ascii="Calibri" w:hAnsi="Calibri" w:eastAsia="Calibri"/>
           <w:b/>
-          <w:color w:val="095292"/>
-          <w:sz w:val="24"/>
+          <w:color w:val="1A1C1D"/>
+          <w:sz w:val="32"/>
         </w:rPr>
-        <w:t>Alineacion al enunciado estudiante</w:t>
+        <w:t>Alineacion con el taller</w:t>
       </w:r>
     </w:p>
     <w:p>
@@ -71,12 +206,19 @@
       </w:pPr>
       <w:r>
         <w:rPr>
-          <w:rFonts w:ascii="Calibri" w:hAnsi="Calibri" w:eastAsia="Calibri"/>
           <w:b w:val="0"/>
-          <w:color w:val="2B2B2B"/>
+          <w:color w:val="4A4A49"/>
           <w:sz w:val="22"/>
         </w:rPr>
-        <w:t>Taller estudiante: Clases/Clase 10 - Costos y sostenibilidad cloud/Actividad autónoma Clase 10 — Costos CloudLite.docx</w:t>
+        <w:t xml:space="preserve">Taller del estudiante: </w:t>
+      </w:r>
+      <w:r>
+        <w:rPr>
+          <w:rFonts w:ascii="Consolas" w:hAnsi="Consolas"/>
+          <w:color w:val="111111"/>
+          <w:sz w:val="21"/>
+        </w:rPr>
+        <w:t>Clases/Clase 10 - Costos y sostenibilidad cloud/</w:t>
       </w:r>
     </w:p>
     <w:p>
@@ -85,12 +227,19 @@
       </w:pPr>
       <w:r>
         <w:rPr>
-          <w:rFonts w:ascii="Calibri" w:hAnsi="Calibri" w:eastAsia="Calibri"/>
           <w:b w:val="0"/>
-          <w:color w:val="2B2B2B"/>
+          <w:color w:val="4A4A49"/>
           <w:sz w:val="22"/>
         </w:rPr>
-        <w:t>Hito PI: Estimacion cualitativa de costos + sostenibilidad</w:t>
+        <w:t xml:space="preserve">Configuracion en la plataforma: </w:t>
+      </w:r>
+      <w:r>
+        <w:rPr>
+          <w:rFonts w:ascii="Consolas" w:hAnsi="Consolas"/>
+          <w:color w:val="111111"/>
+          <w:sz w:val="21"/>
+        </w:rPr>
+        <w:t>Kit docente/Clase 10/Taller en ExamLab - Clase 10 (configuracion).md</w:t>
       </w:r>
     </w:p>
     <w:p>
@@ -99,27 +248,11 @@
       </w:pPr>
       <w:r>
         <w:rPr>
-          <w:rFonts w:ascii="Calibri" w:hAnsi="Calibri" w:eastAsia="Calibri"/>
           <w:b w:val="0"/>
-          <w:color w:val="2B2B2B"/>
+          <w:color w:val="4A4A49"/>
           <w:sz w:val="22"/>
         </w:rPr>
-        <w:t>Entregable: Seccion Costos/Sostenibilidad (B/M/A + drivers)</w:t>
-      </w:r>
-    </w:p>
-    <w:p>
-      <w:pPr>
-        <w:spacing w:after="120"/>
-        <w:jc w:val="left"/>
-      </w:pPr>
-      <w:r>
-        <w:rPr>
-          <w:rFonts w:ascii="Calibri" w:hAnsi="Calibri" w:eastAsia="Calibri"/>
-          <w:b/>
-          <w:color w:val="095292"/>
-          <w:sz w:val="24"/>
-        </w:rPr>
-        <w:t>Solucion paso a paso</w:t>
+        <w:t>Hito del PI: Estimación cualitativa de costos + notas de sostenibilidad</w:t>
       </w:r>
     </w:p>
     <w:p>
@@ -128,12 +261,11 @@
       </w:pPr>
       <w:r>
         <w:rPr>
-          <w:rFonts w:ascii="Calibri" w:hAnsi="Calibri" w:eastAsia="Calibri"/>
           <w:b w:val="0"/>
-          <w:color w:val="2B2B2B"/>
+          <w:color w:val="4A4A49"/>
           <w:sz w:val="22"/>
         </w:rPr>
-        <w:t>Filas API/DB/Object/CI/Edge.</w:t>
+        <w:t>Entregable: Sección Costos/Sostenibilidad del informe (bajo/medio + drivers)</w:t>
       </w:r>
     </w:p>
     <w:p>
@@ -142,12 +274,1418 @@
       </w:pPr>
       <w:r>
         <w:rPr>
-          <w:rFonts w:ascii="Calibri" w:hAnsi="Calibri" w:eastAsia="Calibri"/>
-          <w:b w:val="0"/>
-          <w:color w:val="2B2B2B"/>
+          <w:b/>
+          <w:color w:val="4A4A49"/>
           <w:sz w:val="22"/>
         </w:rPr>
-        <w:t>Drivers idle/egress/storage/CI.</w:t>
+        <w:t>Estas preguntas: 25.0 puntos</w:t>
+      </w:r>
+      <w:r>
+        <w:rPr>
+          <w:b w:val="0"/>
+          <w:color w:val="4A4A49"/>
+          <w:sz w:val="22"/>
+        </w:rPr>
+        <w:t xml:space="preserve"> en 2 preguntas.</w:t>
+      </w:r>
+    </w:p>
+    <w:tbl>
+      <w:tblPr>
+        <w:tblStyle w:val="TableGrid"/>
+        <w:tblW w:type="auto" w:w="0"/>
+        <w:tblLook w:firstColumn="1" w:firstRow="1" w:lastColumn="0" w:lastRow="0" w:noHBand="0" w:noVBand="1" w:val="04A0"/>
+      </w:tblPr>
+      <w:tblGrid>
+        <w:gridCol w:w="2160"/>
+        <w:gridCol w:w="2160"/>
+        <w:gridCol w:w="2160"/>
+        <w:gridCol w:w="2160"/>
+      </w:tblGrid>
+      <w:tr>
+        <w:tc>
+          <w:tcPr>
+            <w:tcW w:type="dxa" w:w="2160"/>
+            <w:shd w:val="clear" w:fill="3A3A3C"/>
+          </w:tcPr>
+          <w:p>
+            <w:r>
+              <w:rPr>
+                <w:b/>
+              </w:rPr>
+            </w:r>
+            <w:r>
+              <w:rPr>
+                <w:b/>
+                <w:color w:val="FFFFFF"/>
+                <w:sz w:val="21"/>
+              </w:rPr>
+              <w:t>#</w:t>
+            </w:r>
+          </w:p>
+        </w:tc>
+        <w:tc>
+          <w:tcPr>
+            <w:tcW w:type="dxa" w:w="2160"/>
+            <w:shd w:val="clear" w:fill="3A3A3C"/>
+          </w:tcPr>
+          <w:p>
+            <w:r>
+              <w:rPr>
+                <w:b/>
+              </w:rPr>
+            </w:r>
+            <w:r>
+              <w:rPr>
+                <w:b/>
+                <w:color w:val="FFFFFF"/>
+                <w:sz w:val="21"/>
+              </w:rPr>
+              <w:t>Pregunta</w:t>
+            </w:r>
+          </w:p>
+        </w:tc>
+        <w:tc>
+          <w:tcPr>
+            <w:tcW w:type="dxa" w:w="2160"/>
+            <w:shd w:val="clear" w:fill="3A3A3C"/>
+          </w:tcPr>
+          <w:p>
+            <w:r>
+              <w:rPr>
+                <w:b/>
+              </w:rPr>
+            </w:r>
+            <w:r>
+              <w:rPr>
+                <w:b/>
+                <w:color w:val="FFFFFF"/>
+                <w:sz w:val="21"/>
+              </w:rPr>
+              <w:t>Tipo</w:t>
+            </w:r>
+          </w:p>
+        </w:tc>
+        <w:tc>
+          <w:tcPr>
+            <w:tcW w:type="dxa" w:w="2160"/>
+            <w:shd w:val="clear" w:fill="3A3A3C"/>
+          </w:tcPr>
+          <w:p>
+            <w:r>
+              <w:rPr>
+                <w:b/>
+              </w:rPr>
+            </w:r>
+            <w:r>
+              <w:rPr>
+                <w:b/>
+                <w:color w:val="FFFFFF"/>
+                <w:sz w:val="21"/>
+              </w:rPr>
+              <w:t>Puntos</w:t>
+            </w:r>
+          </w:p>
+        </w:tc>
+      </w:tr>
+      <w:tr>
+        <w:tc>
+          <w:tcPr>
+            <w:tcW w:type="dxa" w:w="2160"/>
+          </w:tcPr>
+          <w:p>
+            <w:r/>
+            <w:r>
+              <w:rPr>
+                <w:b w:val="0"/>
+                <w:color w:val="4A4A49"/>
+                <w:sz w:val="20"/>
+              </w:rPr>
+              <w:t>11</w:t>
+            </w:r>
+          </w:p>
+        </w:tc>
+        <w:tc>
+          <w:tcPr>
+            <w:tcW w:type="dxa" w:w="2160"/>
+          </w:tcPr>
+          <w:p>
+            <w:r/>
+            <w:r>
+              <w:rPr>
+                <w:b w:val="0"/>
+                <w:color w:val="4A4A49"/>
+                <w:sz w:val="20"/>
+              </w:rPr>
+              <w:t>Tabla de costos de BiblioLite</w:t>
+            </w:r>
+          </w:p>
+        </w:tc>
+        <w:tc>
+          <w:tcPr>
+            <w:tcW w:type="dxa" w:w="2160"/>
+          </w:tcPr>
+          <w:p>
+            <w:r/>
+            <w:r>
+              <w:rPr>
+                <w:rFonts w:ascii="Consolas" w:hAnsi="Consolas"/>
+                <w:color w:val="111111"/>
+                <w:sz w:val="19"/>
+              </w:rPr>
+              <w:t>abierta</w:t>
+            </w:r>
+          </w:p>
+        </w:tc>
+        <w:tc>
+          <w:tcPr>
+            <w:tcW w:type="dxa" w:w="2160"/>
+          </w:tcPr>
+          <w:p>
+            <w:r/>
+            <w:r>
+              <w:rPr>
+                <w:b w:val="0"/>
+                <w:color w:val="4A4A49"/>
+                <w:sz w:val="20"/>
+              </w:rPr>
+              <w:t>16.25</w:t>
+            </w:r>
+          </w:p>
+        </w:tc>
+      </w:tr>
+      <w:tr>
+        <w:tc>
+          <w:tcPr>
+            <w:tcW w:type="dxa" w:w="2160"/>
+            <w:shd w:val="clear" w:fill="ECECEE"/>
+          </w:tcPr>
+          <w:p>
+            <w:r/>
+            <w:r>
+              <w:rPr>
+                <w:b w:val="0"/>
+                <w:color w:val="4A4A49"/>
+                <w:sz w:val="20"/>
+              </w:rPr>
+              <w:t>12</w:t>
+            </w:r>
+          </w:p>
+        </w:tc>
+        <w:tc>
+          <w:tcPr>
+            <w:tcW w:type="dxa" w:w="2160"/>
+            <w:shd w:val="clear" w:fill="ECECEE"/>
+          </w:tcPr>
+          <w:p>
+            <w:r/>
+            <w:r>
+              <w:rPr>
+                <w:b w:val="0"/>
+                <w:color w:val="4A4A49"/>
+                <w:sz w:val="20"/>
+              </w:rPr>
+              <w:t>Tres acciones de sostenibilidad tecnica verificables</w:t>
+            </w:r>
+          </w:p>
+        </w:tc>
+        <w:tc>
+          <w:tcPr>
+            <w:tcW w:type="dxa" w:w="2160"/>
+            <w:shd w:val="clear" w:fill="ECECEE"/>
+          </w:tcPr>
+          <w:p>
+            <w:r/>
+            <w:r>
+              <w:rPr>
+                <w:rFonts w:ascii="Consolas" w:hAnsi="Consolas"/>
+                <w:color w:val="111111"/>
+                <w:sz w:val="19"/>
+              </w:rPr>
+              <w:t>abierta</w:t>
+            </w:r>
+          </w:p>
+        </w:tc>
+        <w:tc>
+          <w:tcPr>
+            <w:tcW w:type="dxa" w:w="2160"/>
+            <w:shd w:val="clear" w:fill="ECECEE"/>
+          </w:tcPr>
+          <w:p>
+            <w:r/>
+            <w:r>
+              <w:rPr>
+                <w:b w:val="0"/>
+                <w:color w:val="4A4A49"/>
+                <w:sz w:val="20"/>
+              </w:rPr>
+              <w:t>8.75</w:t>
+            </w:r>
+          </w:p>
+        </w:tc>
+      </w:tr>
+    </w:tbl>
+    <w:p/>
+    <w:p>
+      <w:pPr>
+        <w:spacing w:before="200" w:after="60"/>
+      </w:pPr>
+      <w:r>
+        <w:rPr>
+          <w:b/>
+          <w:color w:val="1A1C1D"/>
+          <w:sz w:val="32"/>
+        </w:rPr>
+        <w:t>Pregunta 11 · Tabla de costos de BiblioLite · 16.25 pts</w:t>
+      </w:r>
+    </w:p>
+    <w:p>
+      <w:pPr>
+        <w:spacing w:before="200" w:after="60"/>
+      </w:pPr>
+      <w:r>
+        <w:rPr>
+          <w:b/>
+          <w:color w:val="1A1C1D"/>
+          <w:sz w:val="32"/>
+        </w:rPr>
+        <w:t>Respuesta esperada</w:t>
+      </w:r>
+    </w:p>
+    <w:tbl>
+      <w:tblPr>
+        <w:tblStyle w:val="TableGrid"/>
+        <w:tblW w:type="auto" w:w="0"/>
+        <w:tblLook w:firstColumn="1" w:firstRow="1" w:lastColumn="0" w:lastRow="0" w:noHBand="0" w:noVBand="1" w:val="04A0"/>
+      </w:tblPr>
+      <w:tblGrid>
+        <w:gridCol w:w="2160"/>
+        <w:gridCol w:w="2160"/>
+        <w:gridCol w:w="2160"/>
+        <w:gridCol w:w="2160"/>
+      </w:tblGrid>
+      <w:tr>
+        <w:tc>
+          <w:tcPr>
+            <w:tcW w:type="dxa" w:w="2160"/>
+            <w:shd w:val="clear" w:fill="3A3A3C"/>
+          </w:tcPr>
+          <w:p>
+            <w:r>
+              <w:rPr>
+                <w:b/>
+              </w:rPr>
+            </w:r>
+            <w:r>
+              <w:rPr>
+                <w:b/>
+                <w:color w:val="FFFFFF"/>
+                <w:sz w:val="21"/>
+              </w:rPr>
+              <w:t>Componente</w:t>
+            </w:r>
+          </w:p>
+        </w:tc>
+        <w:tc>
+          <w:tcPr>
+            <w:tcW w:type="dxa" w:w="2160"/>
+            <w:shd w:val="clear" w:fill="3A3A3C"/>
+          </w:tcPr>
+          <w:p>
+            <w:r>
+              <w:rPr>
+                <w:b/>
+              </w:rPr>
+            </w:r>
+            <w:r>
+              <w:rPr>
+                <w:b/>
+                <w:color w:val="FFFFFF"/>
+                <w:sz w:val="21"/>
+              </w:rPr>
+              <w:t>Driver de costo</w:t>
+            </w:r>
+          </w:p>
+        </w:tc>
+        <w:tc>
+          <w:tcPr>
+            <w:tcW w:type="dxa" w:w="2160"/>
+            <w:shd w:val="clear" w:fill="3A3A3C"/>
+          </w:tcPr>
+          <w:p>
+            <w:r>
+              <w:rPr>
+                <w:b/>
+              </w:rPr>
+            </w:r>
+            <w:r>
+              <w:rPr>
+                <w:b/>
+                <w:color w:val="FFFFFF"/>
+                <w:sz w:val="21"/>
+              </w:rPr>
+              <w:t>Nivel B/M/A</w:t>
+            </w:r>
+          </w:p>
+        </w:tc>
+        <w:tc>
+          <w:tcPr>
+            <w:tcW w:type="dxa" w:w="2160"/>
+            <w:shd w:val="clear" w:fill="3A3A3C"/>
+          </w:tcPr>
+          <w:p>
+            <w:r>
+              <w:rPr>
+                <w:b/>
+              </w:rPr>
+            </w:r>
+            <w:r>
+              <w:rPr>
+                <w:b/>
+                <w:color w:val="FFFFFF"/>
+                <w:sz w:val="21"/>
+              </w:rPr>
+              <w:t>Apalancamiento</w:t>
+            </w:r>
+          </w:p>
+        </w:tc>
+      </w:tr>
+      <w:tr>
+        <w:tc>
+          <w:tcPr>
+            <w:tcW w:type="dxa" w:w="2160"/>
+          </w:tcPr>
+          <w:p>
+            <w:r/>
+            <w:r>
+              <w:rPr>
+                <w:rFonts w:ascii="Consolas" w:hAnsi="Consolas"/>
+                <w:color w:val="111111"/>
+                <w:sz w:val="19"/>
+              </w:rPr>
+              <w:t>API de prestamos</w:t>
+            </w:r>
+          </w:p>
+        </w:tc>
+        <w:tc>
+          <w:tcPr>
+            <w:tcW w:type="dxa" w:w="2160"/>
+          </w:tcPr>
+          <w:p>
+            <w:r/>
+            <w:r>
+              <w:rPr>
+                <w:b/>
+                <w:color w:val="4A4A49"/>
+                <w:sz w:val="20"/>
+              </w:rPr>
+              <w:t>Horas de instancia encendida</w:t>
+            </w:r>
+            <w:r>
+              <w:rPr>
+                <w:b w:val="0"/>
+                <w:color w:val="4A4A49"/>
+                <w:sz w:val="20"/>
+              </w:rPr>
+              <w:t xml:space="preserve">: 24 x 30 = </w:t>
+            </w:r>
+            <w:r>
+              <w:rPr>
+                <w:b/>
+                <w:color w:val="4A4A49"/>
+                <w:sz w:val="20"/>
+              </w:rPr>
+              <w:t>720 h/mes</w:t>
+            </w:r>
+            <w:r>
+              <w:rPr>
+                <w:b w:val="0"/>
+                <w:color w:val="4A4A49"/>
+                <w:sz w:val="20"/>
+              </w:rPr>
+              <w:t xml:space="preserve"> aunque la biblioteca este cerrada de noche. El costo no depende de las reservas, depende del reloj.</w:t>
+            </w:r>
+          </w:p>
+        </w:tc>
+        <w:tc>
+          <w:tcPr>
+            <w:tcW w:type="dxa" w:w="2160"/>
+          </w:tcPr>
+          <w:p>
+            <w:r/>
+            <w:r>
+              <w:rPr>
+                <w:b/>
+                <w:color w:val="4A4A49"/>
+                <w:sz w:val="20"/>
+              </w:rPr>
+              <w:t>A</w:t>
+            </w:r>
+          </w:p>
+        </w:tc>
+        <w:tc>
+          <w:tcPr>
+            <w:tcW w:type="dxa" w:w="2160"/>
+          </w:tcPr>
+          <w:p>
+            <w:r/>
+            <w:r>
+              <w:rPr>
+                <w:b w:val="0"/>
+                <w:color w:val="4A4A49"/>
+                <w:sz w:val="20"/>
+              </w:rPr>
+              <w:t xml:space="preserve">Escalar a cero fuera del horario de biblioteca (6:00 a 22:00): de 720 h a </w:t>
+            </w:r>
+            <w:r>
+              <w:rPr>
+                <w:b/>
+                <w:color w:val="4A4A49"/>
+                <w:sz w:val="20"/>
+              </w:rPr>
+              <w:t>480 h/mes</w:t>
+            </w:r>
+            <w:r>
+              <w:rPr>
+                <w:b w:val="0"/>
+                <w:color w:val="4A4A49"/>
+                <w:sz w:val="20"/>
+              </w:rPr>
+              <w:t xml:space="preserve">, un 33% menos. </w:t>
+            </w:r>
+            <w:r>
+              <w:rPr>
+                <w:b/>
+                <w:color w:val="4A4A49"/>
+                <w:sz w:val="20"/>
+              </w:rPr>
+              <w:t>Comprobable</w:t>
+            </w:r>
+            <w:r>
+              <w:rPr>
+                <w:b w:val="0"/>
+                <w:color w:val="4A4A49"/>
+                <w:sz w:val="20"/>
+              </w:rPr>
+              <w:t xml:space="preserve"> en la politica de escalado y en el conteo de horas facturables.</w:t>
+            </w:r>
+          </w:p>
+        </w:tc>
+      </w:tr>
+      <w:tr>
+        <w:tc>
+          <w:tcPr>
+            <w:tcW w:type="dxa" w:w="2160"/>
+            <w:shd w:val="clear" w:fill="ECECEE"/>
+          </w:tcPr>
+          <w:p>
+            <w:r/>
+            <w:r>
+              <w:rPr>
+                <w:rFonts w:ascii="Consolas" w:hAnsi="Consolas"/>
+                <w:color w:val="111111"/>
+                <w:sz w:val="19"/>
+              </w:rPr>
+              <w:t>Base de datos de prestamos</w:t>
+            </w:r>
+          </w:p>
+        </w:tc>
+        <w:tc>
+          <w:tcPr>
+            <w:tcW w:type="dxa" w:w="2160"/>
+            <w:shd w:val="clear" w:fill="ECECEE"/>
+          </w:tcPr>
+          <w:p>
+            <w:r/>
+            <w:r>
+              <w:rPr>
+                <w:b/>
+                <w:color w:val="4A4A49"/>
+                <w:sz w:val="20"/>
+              </w:rPr>
+              <w:t>Horas encendida</w:t>
+            </w:r>
+            <w:r>
+              <w:rPr>
+                <w:b w:val="0"/>
+                <w:color w:val="4A4A49"/>
+                <w:sz w:val="20"/>
+              </w:rPr>
+              <w:t xml:space="preserve"> (no se puede apagar sin perder el servicio) </w:t>
+            </w:r>
+            <w:r>
+              <w:rPr>
+                <w:b/>
+                <w:color w:val="4A4A49"/>
+                <w:sz w:val="20"/>
+              </w:rPr>
+              <w:t>mas GB almacenados</w:t>
+            </w:r>
+            <w:r>
+              <w:rPr>
+                <w:b w:val="0"/>
+                <w:color w:val="4A4A49"/>
+                <w:sz w:val="20"/>
+              </w:rPr>
+              <w:t>, que solo crecen: un prestamo cerrado nunca se borra.</w:t>
+            </w:r>
+          </w:p>
+        </w:tc>
+        <w:tc>
+          <w:tcPr>
+            <w:tcW w:type="dxa" w:w="2160"/>
+            <w:shd w:val="clear" w:fill="ECECEE"/>
+          </w:tcPr>
+          <w:p>
+            <w:r/>
+            <w:r>
+              <w:rPr>
+                <w:b/>
+                <w:color w:val="4A4A49"/>
+                <w:sz w:val="20"/>
+              </w:rPr>
+              <w:t>A</w:t>
+            </w:r>
+          </w:p>
+        </w:tc>
+        <w:tc>
+          <w:tcPr>
+            <w:tcW w:type="dxa" w:w="2160"/>
+            <w:shd w:val="clear" w:fill="ECECEE"/>
+          </w:tcPr>
+          <w:p>
+            <w:r/>
+            <w:r>
+              <w:rPr>
+                <w:b w:val="0"/>
+                <w:color w:val="4A4A49"/>
+                <w:sz w:val="20"/>
+              </w:rPr>
+              <w:t xml:space="preserve">Politica de retencion: los prestamos cerrados con mas de 2 anos se mueven a un archivo en almacenamiento de objetos y se borran de la tabla caliente. Y resolver la lentitud con </w:t>
+            </w:r>
+            <w:r>
+              <w:rPr>
+                <w:b/>
+                <w:color w:val="4A4A49"/>
+                <w:sz w:val="20"/>
+              </w:rPr>
+              <w:t>indices</w:t>
+            </w:r>
+            <w:r>
+              <w:rPr>
+                <w:b w:val="0"/>
+                <w:color w:val="4A4A49"/>
+                <w:sz w:val="20"/>
+              </w:rPr>
+              <w:t xml:space="preserve"> antes que con mas CPU. </w:t>
+            </w:r>
+            <w:r>
+              <w:rPr>
+                <w:b/>
+                <w:color w:val="4A4A49"/>
+                <w:sz w:val="20"/>
+              </w:rPr>
+              <w:t>Comprobable</w:t>
+            </w:r>
+            <w:r>
+              <w:rPr>
+                <w:b w:val="0"/>
+                <w:color w:val="4A4A49"/>
+                <w:sz w:val="20"/>
+              </w:rPr>
+              <w:t xml:space="preserve"> en el tamano de la tabla mes a mes.</w:t>
+            </w:r>
+          </w:p>
+        </w:tc>
+      </w:tr>
+      <w:tr>
+        <w:tc>
+          <w:tcPr>
+            <w:tcW w:type="dxa" w:w="2160"/>
+          </w:tcPr>
+          <w:p>
+            <w:r/>
+            <w:r>
+              <w:rPr>
+                <w:b w:val="0"/>
+                <w:color w:val="4A4A49"/>
+                <w:sz w:val="20"/>
+              </w:rPr>
+              <w:t xml:space="preserve">Almacenamiento de objetos (bundle de la </w:t>
+            </w:r>
+            <w:r>
+              <w:rPr>
+                <w:rFonts w:ascii="Consolas" w:hAnsi="Consolas"/>
+                <w:color w:val="111111"/>
+                <w:sz w:val="19"/>
+              </w:rPr>
+              <w:t>Aplicacion web</w:t>
+            </w:r>
+            <w:r>
+              <w:rPr>
+                <w:b w:val="0"/>
+                <w:color w:val="4A4A49"/>
+                <w:sz w:val="20"/>
+              </w:rPr>
+              <w:t xml:space="preserve"> + respaldos)</w:t>
+            </w:r>
+          </w:p>
+        </w:tc>
+        <w:tc>
+          <w:tcPr>
+            <w:tcW w:type="dxa" w:w="2160"/>
+          </w:tcPr>
+          <w:p>
+            <w:r/>
+            <w:r>
+              <w:rPr>
+                <w:b/>
+                <w:color w:val="4A4A49"/>
+                <w:sz w:val="20"/>
+              </w:rPr>
+              <w:t>GB almacenados</w:t>
+            </w:r>
+            <w:r>
+              <w:rPr>
+                <w:b w:val="0"/>
+                <w:color w:val="4A4A49"/>
+                <w:sz w:val="20"/>
+              </w:rPr>
+              <w:t xml:space="preserve">: el bundle pesa unos 2 MB y cada </w:t>
+            </w:r>
+            <w:r>
+              <w:rPr>
+                <w:rFonts w:ascii="Consolas" w:hAnsi="Consolas"/>
+                <w:color w:val="111111"/>
+                <w:sz w:val="19"/>
+              </w:rPr>
+              <w:t>dump</w:t>
+            </w:r>
+            <w:r>
+              <w:rPr>
+                <w:b w:val="0"/>
+                <w:color w:val="4A4A49"/>
+                <w:sz w:val="20"/>
+              </w:rPr>
+              <w:t xml:space="preserve"> diario unos 40 MB comprimidos. Mas </w:t>
+            </w:r>
+            <w:r>
+              <w:rPr>
+                <w:b/>
+                <w:color w:val="4A4A49"/>
+                <w:sz w:val="20"/>
+              </w:rPr>
+              <w:t>GB de transferencia de salida</w:t>
+            </w:r>
+            <w:r>
+              <w:rPr>
+                <w:b w:val="0"/>
+                <w:color w:val="4A4A49"/>
+                <w:sz w:val="20"/>
+              </w:rPr>
+              <w:t xml:space="preserve"> cada vez que alguien descarga el bundle.</w:t>
+            </w:r>
+          </w:p>
+        </w:tc>
+        <w:tc>
+          <w:tcPr>
+            <w:tcW w:type="dxa" w:w="2160"/>
+          </w:tcPr>
+          <w:p>
+            <w:r/>
+            <w:r>
+              <w:rPr>
+                <w:b/>
+                <w:color w:val="4A4A49"/>
+                <w:sz w:val="20"/>
+              </w:rPr>
+              <w:t>B</w:t>
+            </w:r>
+          </w:p>
+        </w:tc>
+        <w:tc>
+          <w:tcPr>
+            <w:tcW w:type="dxa" w:w="2160"/>
+          </w:tcPr>
+          <w:p>
+            <w:r/>
+            <w:r>
+              <w:rPr>
+                <w:b w:val="0"/>
+                <w:color w:val="4A4A49"/>
+                <w:sz w:val="20"/>
+              </w:rPr>
+              <w:t xml:space="preserve">Retencion de 30 respaldos diarios y 6 mensuales en vez de guardarlos todos, y comprimir el </w:t>
+            </w:r>
+            <w:r>
+              <w:rPr>
+                <w:rFonts w:ascii="Consolas" w:hAnsi="Consolas"/>
+                <w:color w:val="111111"/>
+                <w:sz w:val="19"/>
+              </w:rPr>
+              <w:t>dump</w:t>
+            </w:r>
+            <w:r>
+              <w:rPr>
+                <w:b w:val="0"/>
+                <w:color w:val="4A4A49"/>
+                <w:sz w:val="20"/>
+              </w:rPr>
+              <w:t xml:space="preserve">. </w:t>
+            </w:r>
+            <w:r>
+              <w:rPr>
+                <w:b/>
+                <w:color w:val="4A4A49"/>
+                <w:sz w:val="20"/>
+              </w:rPr>
+              <w:t>Comprobable</w:t>
+            </w:r>
+            <w:r>
+              <w:rPr>
+                <w:b w:val="0"/>
+                <w:color w:val="4A4A49"/>
+                <w:sz w:val="20"/>
+              </w:rPr>
+              <w:t xml:space="preserve"> en la politica de retencion escrita y en el listado del bucket.</w:t>
+            </w:r>
+          </w:p>
+        </w:tc>
+      </w:tr>
+      <w:tr>
+        <w:tc>
+          <w:tcPr>
+            <w:tcW w:type="dxa" w:w="2160"/>
+            <w:shd w:val="clear" w:fill="ECECEE"/>
+          </w:tcPr>
+          <w:p>
+            <w:r/>
+            <w:r>
+              <w:rPr>
+                <w:b w:val="0"/>
+                <w:color w:val="4A4A49"/>
+                <w:sz w:val="20"/>
+              </w:rPr>
+              <w:t>Integracion continua (GitHub Actions)</w:t>
+            </w:r>
+          </w:p>
+        </w:tc>
+        <w:tc>
+          <w:tcPr>
+            <w:tcW w:type="dxa" w:w="2160"/>
+            <w:shd w:val="clear" w:fill="ECECEE"/>
+          </w:tcPr>
+          <w:p>
+            <w:r/>
+            <w:r>
+              <w:rPr>
+                <w:b/>
+                <w:color w:val="4A4A49"/>
+                <w:sz w:val="20"/>
+              </w:rPr>
+              <w:t>Minutos de CI por mes</w:t>
+            </w:r>
+            <w:r>
+              <w:rPr>
+                <w:b w:val="0"/>
+                <w:color w:val="4A4A49"/>
+                <w:sz w:val="20"/>
+              </w:rPr>
+              <w:t xml:space="preserve">: cada corrida del </w:t>
+            </w:r>
+            <w:r>
+              <w:rPr>
+                <w:rFonts w:ascii="Consolas" w:hAnsi="Consolas"/>
+                <w:color w:val="111111"/>
+                <w:sz w:val="19"/>
+              </w:rPr>
+              <w:t>ci.yml</w:t>
+            </w:r>
+            <w:r>
+              <w:rPr>
+                <w:b w:val="0"/>
+                <w:color w:val="4A4A49"/>
+                <w:sz w:val="20"/>
+              </w:rPr>
+              <w:t xml:space="preserve"> de la Clase 8 consume entre 3 y 5 minutos, y se dispara en cada </w:t>
+            </w:r>
+            <w:r>
+              <w:rPr>
+                <w:rFonts w:ascii="Consolas" w:hAnsi="Consolas"/>
+                <w:color w:val="111111"/>
+                <w:sz w:val="19"/>
+              </w:rPr>
+              <w:t>push</w:t>
+            </w:r>
+            <w:r>
+              <w:rPr>
+                <w:b w:val="0"/>
+                <w:color w:val="4A4A49"/>
+                <w:sz w:val="20"/>
+              </w:rPr>
+              <w:t xml:space="preserve"> a </w:t>
+            </w:r>
+            <w:r>
+              <w:rPr>
+                <w:rFonts w:ascii="Consolas" w:hAnsi="Consolas"/>
+                <w:color w:val="111111"/>
+                <w:sz w:val="19"/>
+              </w:rPr>
+              <w:t>main</w:t>
+            </w:r>
+            <w:r>
+              <w:rPr>
+                <w:b w:val="0"/>
+                <w:color w:val="4A4A49"/>
+                <w:sz w:val="20"/>
+              </w:rPr>
+              <w:t xml:space="preserve"> y en cada solicitud de cambios.</w:t>
+            </w:r>
+          </w:p>
+        </w:tc>
+        <w:tc>
+          <w:tcPr>
+            <w:tcW w:type="dxa" w:w="2160"/>
+            <w:shd w:val="clear" w:fill="ECECEE"/>
+          </w:tcPr>
+          <w:p>
+            <w:r/>
+            <w:r>
+              <w:rPr>
+                <w:b/>
+                <w:color w:val="4A4A49"/>
+                <w:sz w:val="20"/>
+              </w:rPr>
+              <w:t>M</w:t>
+            </w:r>
+          </w:p>
+        </w:tc>
+        <w:tc>
+          <w:tcPr>
+            <w:tcW w:type="dxa" w:w="2160"/>
+            <w:shd w:val="clear" w:fill="ECECEE"/>
+          </w:tcPr>
+          <w:p>
+            <w:r/>
+            <w:r>
+              <w:rPr>
+                <w:b w:val="0"/>
+                <w:color w:val="4A4A49"/>
+                <w:sz w:val="20"/>
+              </w:rPr>
+              <w:t xml:space="preserve">Cache de </w:t>
+            </w:r>
+            <w:r>
+              <w:rPr>
+                <w:rFonts w:ascii="Consolas" w:hAnsi="Consolas"/>
+                <w:color w:val="111111"/>
+                <w:sz w:val="19"/>
+              </w:rPr>
+              <w:t>npm</w:t>
+            </w:r>
+            <w:r>
+              <w:rPr>
+                <w:b w:val="0"/>
+                <w:color w:val="4A4A49"/>
+                <w:sz w:val="20"/>
+              </w:rPr>
+              <w:t xml:space="preserve"> y de capas de Docker (el </w:t>
+            </w:r>
+            <w:r>
+              <w:rPr>
+                <w:rFonts w:ascii="Consolas" w:hAnsi="Consolas"/>
+                <w:color w:val="111111"/>
+                <w:sz w:val="19"/>
+              </w:rPr>
+              <w:t>cache: 'npm'</w:t>
+            </w:r>
+            <w:r>
+              <w:rPr>
+                <w:b w:val="0"/>
+                <w:color w:val="4A4A49"/>
+                <w:sz w:val="20"/>
+              </w:rPr>
+              <w:t xml:space="preserve"> ya esta en el YAML), y disparar el pipeline solo en </w:t>
+            </w:r>
+            <w:r>
+              <w:rPr>
+                <w:rFonts w:ascii="Consolas" w:hAnsi="Consolas"/>
+                <w:color w:val="111111"/>
+                <w:sz w:val="19"/>
+              </w:rPr>
+              <w:t>main</w:t>
+            </w:r>
+            <w:r>
+              <w:rPr>
+                <w:b w:val="0"/>
+                <w:color w:val="4A4A49"/>
+                <w:sz w:val="20"/>
+              </w:rPr>
+              <w:t xml:space="preserve"> y en solicitudes de cambios, no en cada rama. </w:t>
+            </w:r>
+            <w:r>
+              <w:rPr>
+                <w:b/>
+                <w:color w:val="4A4A49"/>
+                <w:sz w:val="20"/>
+              </w:rPr>
+              <w:t>Comprobable</w:t>
+            </w:r>
+            <w:r>
+              <w:rPr>
+                <w:b w:val="0"/>
+                <w:color w:val="4A4A49"/>
+                <w:sz w:val="20"/>
+              </w:rPr>
+              <w:t xml:space="preserve"> en el bloque </w:t>
+            </w:r>
+            <w:r>
+              <w:rPr>
+                <w:rFonts w:ascii="Consolas" w:hAnsi="Consolas"/>
+                <w:color w:val="111111"/>
+                <w:sz w:val="19"/>
+              </w:rPr>
+              <w:t>on:</w:t>
+            </w:r>
+            <w:r>
+              <w:rPr>
+                <w:b w:val="0"/>
+                <w:color w:val="4A4A49"/>
+                <w:sz w:val="20"/>
+              </w:rPr>
+              <w:t xml:space="preserve"> del </w:t>
+            </w:r>
+            <w:r>
+              <w:rPr>
+                <w:rFonts w:ascii="Consolas" w:hAnsi="Consolas"/>
+                <w:color w:val="111111"/>
+                <w:sz w:val="19"/>
+              </w:rPr>
+              <w:t>ci.yml</w:t>
+            </w:r>
+            <w:r>
+              <w:rPr>
+                <w:b w:val="0"/>
+                <w:color w:val="4A4A49"/>
+                <w:sz w:val="20"/>
+              </w:rPr>
+              <w:t xml:space="preserve"> y en la duracion de dos corridas consecutivas.</w:t>
+            </w:r>
+          </w:p>
+        </w:tc>
+      </w:tr>
+      <w:tr>
+        <w:tc>
+          <w:tcPr>
+            <w:tcW w:type="dxa" w:w="2160"/>
+          </w:tcPr>
+          <w:p>
+            <w:r/>
+            <w:r>
+              <w:rPr>
+                <w:rFonts w:ascii="Consolas" w:hAnsi="Consolas"/>
+                <w:color w:val="111111"/>
+                <w:sz w:val="19"/>
+              </w:rPr>
+              <w:t>Edge / balanceador</w:t>
+            </w:r>
+          </w:p>
+        </w:tc>
+        <w:tc>
+          <w:tcPr>
+            <w:tcW w:type="dxa" w:w="2160"/>
+          </w:tcPr>
+          <w:p>
+            <w:r/>
+            <w:r>
+              <w:rPr>
+                <w:b/>
+                <w:color w:val="4A4A49"/>
+                <w:sz w:val="20"/>
+              </w:rPr>
+              <w:t>GB de transferencia de salida</w:t>
+            </w:r>
+            <w:r>
+              <w:rPr>
+                <w:b w:val="0"/>
+                <w:color w:val="4A4A49"/>
+                <w:sz w:val="20"/>
+              </w:rPr>
+              <w:t>: todo lo que sale hacia el navegador pasa por aqui, y la salida se paga; la entrada casi nunca.</w:t>
+            </w:r>
+          </w:p>
+        </w:tc>
+        <w:tc>
+          <w:tcPr>
+            <w:tcW w:type="dxa" w:w="2160"/>
+          </w:tcPr>
+          <w:p>
+            <w:r/>
+            <w:r>
+              <w:rPr>
+                <w:b/>
+                <w:color w:val="4A4A49"/>
+                <w:sz w:val="20"/>
+              </w:rPr>
+              <w:t>M</w:t>
+            </w:r>
+          </w:p>
+        </w:tc>
+        <w:tc>
+          <w:tcPr>
+            <w:tcW w:type="dxa" w:w="2160"/>
+          </w:tcPr>
+          <w:p>
+            <w:r/>
+            <w:r>
+              <w:rPr>
+                <w:b w:val="0"/>
+                <w:color w:val="4A4A49"/>
+                <w:sz w:val="20"/>
+              </w:rPr>
+              <w:t xml:space="preserve">Cachear el bundle con </w:t>
+            </w:r>
+            <w:r>
+              <w:rPr>
+                <w:rFonts w:ascii="Consolas" w:hAnsi="Consolas"/>
+                <w:color w:val="111111"/>
+                <w:sz w:val="19"/>
+              </w:rPr>
+              <w:t>Cache-Control</w:t>
+            </w:r>
+            <w:r>
+              <w:rPr>
+                <w:b w:val="0"/>
+                <w:color w:val="4A4A49"/>
+                <w:sz w:val="20"/>
+              </w:rPr>
+              <w:t xml:space="preserve"> de un ano usando el hash en el nombre del archivo, y comprimir con gzip o brotli. </w:t>
+            </w:r>
+            <w:r>
+              <w:rPr>
+                <w:b/>
+                <w:color w:val="4A4A49"/>
+                <w:sz w:val="20"/>
+              </w:rPr>
+              <w:t>Comprobable</w:t>
+            </w:r>
+            <w:r>
+              <w:rPr>
+                <w:b w:val="0"/>
+                <w:color w:val="4A4A49"/>
+                <w:sz w:val="20"/>
+              </w:rPr>
+              <w:t xml:space="preserve"> en los encabezados de respuesta: un </w:t>
+            </w:r>
+            <w:r>
+              <w:rPr>
+                <w:rFonts w:ascii="Consolas" w:hAnsi="Consolas"/>
+                <w:color w:val="111111"/>
+                <w:sz w:val="19"/>
+              </w:rPr>
+              <w:t>curl -I</w:t>
+            </w:r>
+            <w:r>
+              <w:rPr>
+                <w:b w:val="0"/>
+                <w:color w:val="4A4A49"/>
+                <w:sz w:val="20"/>
+              </w:rPr>
+              <w:t xml:space="preserve"> los muestra.</w:t>
+            </w:r>
+          </w:p>
+        </w:tc>
+      </w:tr>
+    </w:tbl>
+    <w:p/>
+    <w:p>
+      <w:r>
+        <w:rPr>
+          <w:b/>
+          <w:color w:val="4A4A49"/>
+          <w:sz w:val="22"/>
+        </w:rPr>
+        <w:t>Por que dos Altos y un Bajo, y no todo Medio.</w:t>
+      </w:r>
+      <w:r>
+        <w:rPr>
+          <w:b w:val="0"/>
+          <w:color w:val="4A4A49"/>
+          <w:sz w:val="22"/>
+        </w:rPr>
+        <w:t xml:space="preserve"> La API y la base son Alto por el mismo</w:t>
+      </w:r>
+    </w:p>
+    <w:p>
+      <w:r>
+        <w:rPr>
+          <w:b w:val="0"/>
+          <w:color w:val="4A4A49"/>
+          <w:sz w:val="22"/>
+        </w:rPr>
+        <w:t xml:space="preserve">motivo y vale decirlo en voz alta: </w:t>
+      </w:r>
+      <w:r>
+        <w:rPr>
+          <w:b/>
+          <w:color w:val="4A4A49"/>
+          <w:sz w:val="22"/>
+        </w:rPr>
+        <w:t>su costo no depende del uso, depende del tiempo</w:t>
+      </w:r>
+      <w:r>
+        <w:rPr>
+          <w:b w:val="0"/>
+          <w:color w:val="4A4A49"/>
+          <w:sz w:val="22"/>
+        </w:rPr>
+        <w:t>. Se</w:t>
+      </w:r>
+    </w:p>
+    <w:p>
+      <w:r>
+        <w:rPr>
+          <w:b w:val="0"/>
+          <w:color w:val="4A4A49"/>
+          <w:sz w:val="22"/>
+        </w:rPr>
+        <w:t>pagan encendidas aunque nadie reserve un libro a las tres de la manana. El almacenamiento de</w:t>
+      </w:r>
+    </w:p>
+    <w:p>
+      <w:r>
+        <w:rPr>
+          <w:b w:val="0"/>
+          <w:color w:val="4A4A49"/>
+          <w:sz w:val="22"/>
+        </w:rPr>
+        <w:t>objetos es Bajo porque BiblioLite no digitaliza contenidos —lo dice el «fuera de alcance» de la</w:t>
+      </w:r>
+    </w:p>
+    <w:p>
+      <w:r>
+        <w:rPr>
+          <w:b w:val="0"/>
+          <w:color w:val="4A4A49"/>
+          <w:sz w:val="22"/>
+        </w:rPr>
+        <w:t>ficha de la Clase 1— y por eso guarda megabytes, no terabytes. CI y edge quedan en Medio porque</w:t>
+      </w:r>
+    </w:p>
+    <w:p>
+      <w:r>
+        <w:rPr>
+          <w:b w:val="0"/>
+          <w:color w:val="4A4A49"/>
+          <w:sz w:val="22"/>
+        </w:rPr>
+        <w:t>crecen con la actividad, no con el reloj, y la actividad de un proyecto de curso es pequena.</w:t>
+      </w:r>
+    </w:p>
+    <w:p>
+      <w:r>
+        <w:rPr>
+          <w:b w:val="0"/>
+          <w:color w:val="4A4A49"/>
+          <w:sz w:val="22"/>
+        </w:rPr>
+        <w:t xml:space="preserve">La escala es </w:t>
+      </w:r>
+      <w:r>
+        <w:rPr>
+          <w:b/>
+          <w:color w:val="4A4A49"/>
+          <w:sz w:val="22"/>
+        </w:rPr>
+        <w:t>ordinal</w:t>
+      </w:r>
+      <w:r>
+        <w:rPr>
+          <w:b w:val="0"/>
+          <w:color w:val="4A4A49"/>
+          <w:sz w:val="22"/>
+        </w:rPr>
+        <w:t xml:space="preserve">: afirma que la API cuesta mas que el edge, </w:t>
+      </w:r>
+      <w:r>
+        <w:rPr>
+          <w:b/>
+          <w:color w:val="4A4A49"/>
+          <w:sz w:val="22"/>
+        </w:rPr>
+        <w:t>no cuantas veces mas</w:t>
+      </w:r>
+      <w:r>
+        <w:rPr>
+          <w:b w:val="0"/>
+          <w:color w:val="4A4A49"/>
+          <w:sz w:val="22"/>
+        </w:rPr>
+        <w:t>.</w:t>
+      </w:r>
+    </w:p>
+    <w:p>
+      <w:r>
+        <w:rPr>
+          <w:b w:val="0"/>
+          <w:color w:val="4A4A49"/>
+          <w:sz w:val="22"/>
+        </w:rPr>
+        <w:t>Ese matiz es la razon de que la pregunta prohiba precios: con B/M/A se puede ordenar</w:t>
+      </w:r>
+    </w:p>
+    <w:p>
+      <w:r>
+        <w:rPr>
+          <w:b w:val="0"/>
+          <w:color w:val="4A4A49"/>
+          <w:sz w:val="22"/>
+        </w:rPr>
+        <w:t>honestamente sin inventar una factura, y ordenar es lo que permite decidir donde apalancar</w:t>
+      </w:r>
+    </w:p>
+    <w:p>
+      <w:r>
+        <w:rPr>
+          <w:b w:val="0"/>
+          <w:color w:val="4A4A49"/>
+          <w:sz w:val="22"/>
+        </w:rPr>
+        <w:t>primero.</w:t>
+      </w:r>
+    </w:p>
+    <w:p>
+      <w:r>
+        <w:rPr>
+          <w:b/>
+          <w:color w:val="4A4A49"/>
+          <w:sz w:val="22"/>
+        </w:rPr>
+        <w:t>Sin precios en dolares, a proposito.</w:t>
+      </w:r>
+      <w:r>
+        <w:rPr>
+          <w:b w:val="0"/>
+          <w:color w:val="4A4A49"/>
+          <w:sz w:val="22"/>
+        </w:rPr>
+        <w:t xml:space="preserve"> No hay una sola cifra de moneda en la tabla. Cualquier</w:t>
+      </w:r>
+    </w:p>
+    <w:p>
+      <w:r>
+        <w:rPr>
+          <w:b w:val="0"/>
+          <w:color w:val="4A4A49"/>
+          <w:sz w:val="22"/>
+        </w:rPr>
+        <w:t>precio que pusiera seria inventado: no tengo cuenta de nube de pago —eso es la politica del</w:t>
+      </w:r>
+    </w:p>
+    <w:p>
+      <w:r>
+        <w:rPr>
+          <w:b w:val="0"/>
+          <w:color w:val="4A4A49"/>
+          <w:sz w:val="22"/>
+        </w:rPr>
+        <w:t>curso desde el ADR-001— y los precios cambian por region y por nivel. Lo que si es verificable</w:t>
+      </w:r>
+    </w:p>
+    <w:p>
+      <w:r>
+        <w:rPr>
+          <w:b w:val="0"/>
+          <w:color w:val="4A4A49"/>
+          <w:sz w:val="22"/>
+        </w:rPr>
+        <w:t xml:space="preserve">es la aritmetica de las </w:t>
+      </w:r>
+      <w:r>
+        <w:rPr>
+          <w:b/>
+          <w:color w:val="4A4A49"/>
+          <w:sz w:val="22"/>
+        </w:rPr>
+        <w:t>720 horas</w:t>
+      </w:r>
+      <w:r>
+        <w:rPr>
+          <w:b w:val="0"/>
+          <w:color w:val="4A4A49"/>
+          <w:sz w:val="22"/>
+        </w:rPr>
+        <w:t>, que sale del calendario y no de una lista de precios.</w:t>
+      </w:r>
+    </w:p>
+    <w:p>
+      <w:r>
+        <w:rPr>
+          <w:b/>
+          <w:color w:val="4A4A49"/>
+          <w:sz w:val="22"/>
+        </w:rPr>
+        <w:t>El componente que mas ensena.</w:t>
+      </w:r>
+      <w:r>
+        <w:rPr>
+          <w:b w:val="0"/>
+          <w:color w:val="4A4A49"/>
+          <w:sz w:val="22"/>
+        </w:rPr>
+        <w:t xml:space="preserve"> La fila de la base de datos es la unica cuyo driver crece</w:t>
+      </w:r>
+    </w:p>
+    <w:p>
+      <w:r>
+        <w:rPr>
+          <w:b w:val="0"/>
+          <w:color w:val="4A4A49"/>
+          <w:sz w:val="22"/>
+        </w:rPr>
+        <w:t>solo, sin que nadie haga nada: cada prestamo cerrado que se acumula suma GB para siempre. Es la</w:t>
+      </w:r>
+    </w:p>
+    <w:p>
+      <w:r>
+        <w:rPr>
+          <w:b w:val="0"/>
+          <w:color w:val="4A4A49"/>
+          <w:sz w:val="22"/>
+        </w:rPr>
+        <w:t>fila donde el apalancamiento tiene que ser una politica escrita (retencion) y no una accion</w:t>
+      </w:r>
+    </w:p>
+    <w:p>
+      <w:r>
+        <w:rPr>
+          <w:b w:val="0"/>
+          <w:color w:val="4A4A49"/>
+          <w:sz w:val="22"/>
+        </w:rPr>
+        <w:t>puntual, y es la que conecta con la Clase 13, donde se vera que esa tabla es tambien la que no</w:t>
+      </w:r>
+    </w:p>
+    <w:p>
+      <w:r>
+        <w:rPr>
+          <w:b w:val="0"/>
+          <w:color w:val="4A4A49"/>
+          <w:sz w:val="22"/>
+        </w:rPr>
+        <w:t>escala.</w:t>
+      </w:r>
+    </w:p>
+    <w:p>
+      <w:pPr>
+        <w:spacing w:before="200" w:after="60"/>
+      </w:pPr>
+      <w:r>
+        <w:rPr>
+          <w:b/>
+          <w:color w:val="1A1C1D"/>
+          <w:sz w:val="32"/>
+        </w:rPr>
+        <w:t>Como calificar</w:t>
       </w:r>
     </w:p>
     <w:p>
@@ -156,12 +1694,27 @@
       </w:pPr>
       <w:r>
         <w:rPr>
-          <w:rFonts w:ascii="Calibri" w:hAnsi="Calibri" w:eastAsia="Calibri"/>
           <w:b w:val="0"/>
-          <w:color w:val="2B2B2B"/>
+          <w:color w:val="4A4A49"/>
           <w:sz w:val="22"/>
         </w:rPr>
-        <w:t>3 acciones slim/labs/right-size.</w:t>
+        <w:t xml:space="preserve">4 pts </w:t>
+      </w:r>
+      <w:r>
+        <w:rPr>
+          <w:b/>
+          <w:color w:val="4A4A49"/>
+          <w:sz w:val="22"/>
+        </w:rPr>
+        <w:t>una fila por cada componente del despliegue, sin dejar ninguno fuera</w:t>
+      </w:r>
+      <w:r>
+        <w:rPr>
+          <w:b w:val="0"/>
+          <w:color w:val="4A4A49"/>
+          <w:sz w:val="22"/>
+        </w:rPr>
+        <w:t>. Se compara con el diagrama de la Clase 7 y se prorratea. Los sistemas externos (identidad, correo) pueden omitirse porque no los factura el estudiante, pero si los incluye con su driver, mejor.</w:t>
       </w:r>
     </w:p>
     <w:p>
@@ -170,27 +1723,59 @@
       </w:pPr>
       <w:r>
         <w:rPr>
-          <w:rFonts w:ascii="Calibri" w:hAnsi="Calibri" w:eastAsia="Calibri"/>
           <w:b w:val="0"/>
-          <w:color w:val="2B2B2B"/>
+          <w:color w:val="4A4A49"/>
           <w:sz w:val="22"/>
         </w:rPr>
-        <w:t>1 página informe.</w:t>
+        <w:t xml:space="preserve">5 pts los </w:t>
       </w:r>
-    </w:p>
-    <w:p>
-      <w:pPr>
-        <w:spacing w:after="120"/>
-        <w:jc w:val="left"/>
-      </w:pPr>
       <w:r>
         <w:rPr>
-          <w:rFonts w:ascii="Calibri" w:hAnsi="Calibri" w:eastAsia="Calibri"/>
           <w:b/>
-          <w:color w:val="095292"/>
-          <w:sz w:val="24"/>
+          <w:color w:val="4A4A49"/>
+          <w:sz w:val="22"/>
         </w:rPr>
-        <w:t>Ejemplo / artefactos esperados</w:t>
+        <w:t>drivers</w:t>
+      </w:r>
+      <w:r>
+        <w:rPr>
+          <w:b w:val="0"/>
+          <w:color w:val="4A4A49"/>
+          <w:sz w:val="22"/>
+        </w:rPr>
+        <w:t xml:space="preserve">: cada uno tiene que ser una </w:t>
+      </w:r>
+      <w:r>
+        <w:rPr>
+          <w:b/>
+          <w:color w:val="4A4A49"/>
+          <w:sz w:val="22"/>
+        </w:rPr>
+        <w:t>variable contable</w:t>
+      </w:r>
+      <w:r>
+        <w:rPr>
+          <w:b w:val="0"/>
+          <w:color w:val="4A4A49"/>
+          <w:sz w:val="22"/>
+        </w:rPr>
+        <w:t xml:space="preserve"> —horas encendidas, GB de salida, GB almacenados, minutos de CI— y </w:t>
+      </w:r>
+      <w:r>
+        <w:rPr>
+          <w:b/>
+          <w:color w:val="4A4A49"/>
+          <w:sz w:val="22"/>
+        </w:rPr>
+        <w:t>no «el uso»</w:t>
+      </w:r>
+      <w:r>
+        <w:rPr>
+          <w:b w:val="0"/>
+          <w:color w:val="4A4A49"/>
+          <w:sz w:val="22"/>
+        </w:rPr>
+        <w:t xml:space="preserve"> ni «la cantidad de usuarios». La prueba: ¿se puede poner un numero al final del mes? Si no, no es un driver.</w:t>
       </w:r>
     </w:p>
     <w:p>
@@ -199,12 +1784,43 @@
       </w:pPr>
       <w:r>
         <w:rPr>
-          <w:rFonts w:ascii="Calibri" w:hAnsi="Calibri" w:eastAsia="Calibri"/>
           <w:b w:val="0"/>
-          <w:color w:val="2B2B2B"/>
+          <w:color w:val="4A4A49"/>
           <w:sz w:val="22"/>
         </w:rPr>
-        <w:t>API idle Medio</w:t>
+        <w:t xml:space="preserve">3.25 pts los niveles, </w:t>
+      </w:r>
+      <w:r>
+        <w:rPr>
+          <w:b/>
+          <w:color w:val="4A4A49"/>
+          <w:sz w:val="22"/>
+        </w:rPr>
+        <w:t>con al menos un Alto y un Bajo justificados</w:t>
+      </w:r>
+      <w:r>
+        <w:rPr>
+          <w:b w:val="0"/>
+          <w:color w:val="4A4A49"/>
+          <w:sz w:val="22"/>
+        </w:rPr>
+        <w:t xml:space="preserve">. </w:t>
+      </w:r>
+      <w:r>
+        <w:rPr>
+          <w:b/>
+          <w:color w:val="4A4A49"/>
+          <w:sz w:val="22"/>
+        </w:rPr>
+        <w:t>Si todo es Medio, este criterio vale cero</w:t>
+      </w:r>
+      <w:r>
+        <w:rPr>
+          <w:b w:val="0"/>
+          <w:color w:val="4A4A49"/>
+          <w:sz w:val="22"/>
+        </w:rPr>
+        <w:t>, sin prorrateo: es la respuesta que la pregunta busca descartar.</w:t>
       </w:r>
     </w:p>
     <w:p>
@@ -213,12 +1829,27 @@
       </w:pPr>
       <w:r>
         <w:rPr>
-          <w:rFonts w:ascii="Calibri" w:hAnsi="Calibri" w:eastAsia="Calibri"/>
           <w:b w:val="0"/>
-          <w:color w:val="2B2B2B"/>
+          <w:color w:val="4A4A49"/>
           <w:sz w:val="22"/>
         </w:rPr>
-        <w:t>DB storage Medio</w:t>
+        <w:t xml:space="preserve">4 pts los </w:t>
+      </w:r>
+      <w:r>
+        <w:rPr>
+          <w:b/>
+          <w:color w:val="4A4A49"/>
+          <w:sz w:val="22"/>
+        </w:rPr>
+        <w:t>apalancamientos, uno por fila, concretos y comprobables</w:t>
+      </w:r>
+      <w:r>
+        <w:rPr>
+          <w:b w:val="0"/>
+          <w:color w:val="4A4A49"/>
+          <w:sz w:val="22"/>
+        </w:rPr>
+        <w:t>. «Optimizar», «reducir costos» o «usar mejor los recursos» no suman. La forma que vale: una accion y donde se ve que se aplico.</w:t>
       </w:r>
     </w:p>
     <w:p>
@@ -227,12 +1858,19 @@
       </w:pPr>
       <w:r>
         <w:rPr>
-          <w:rFonts w:ascii="Calibri" w:hAnsi="Calibri" w:eastAsia="Calibri"/>
-          <w:b w:val="0"/>
-          <w:color w:val="2B2B2B"/>
+          <w:b/>
+          <w:color w:val="4A4A49"/>
           <w:sz w:val="22"/>
         </w:rPr>
-        <w:t>CI minutos Bajo</w:t>
+        <w:t>Se descuenta fuerte por inventar precios en dolares</w:t>
+      </w:r>
+      <w:r>
+        <w:rPr>
+          <w:b w:val="0"/>
+          <w:color w:val="4A4A49"/>
+          <w:sz w:val="22"/>
+        </w:rPr>
+        <w:t xml:space="preserve"> o por presentar una factura de un proveedor. La escala es cualitativa y el motivo es honestidad: el estudiante no tiene cuenta de pago, asi que cualquier cifra seria adivinada.</w:t>
       </w:r>
     </w:p>
     <w:p>
@@ -241,27 +1879,11 @@
       </w:pPr>
       <w:r>
         <w:rPr>
-          <w:rFonts w:ascii="Calibri" w:hAnsi="Calibri" w:eastAsia="Calibri"/>
           <w:b w:val="0"/>
-          <w:color w:val="2B2B2B"/>
+          <w:color w:val="4A4A49"/>
           <w:sz w:val="22"/>
         </w:rPr>
-        <w:t>Acciones: slim + labs off + right-size</w:t>
-      </w:r>
-    </w:p>
-    <w:p>
-      <w:pPr>
-        <w:spacing w:after="120"/>
-        <w:jc w:val="left"/>
-      </w:pPr>
-      <w:r>
-        <w:rPr>
-          <w:rFonts w:ascii="Calibri" w:hAnsi="Calibri" w:eastAsia="Calibri"/>
-          <w:b/>
-          <w:color w:val="095292"/>
-          <w:sz w:val="24"/>
-        </w:rPr>
-        <w:t>Rubrica corta / checklist de correccion</w:t>
+        <w:t>Que el nivel Alto se justifique con «el costo depende del tiempo, no del uso» es la mejor version de esta respuesta. Si aparece, comentelo: es la idea central del tema y la que hace util toda la tabla.</w:t>
       </w:r>
     </w:p>
     <w:p>
@@ -270,12 +1892,24 @@
       </w:pPr>
       <w:r>
         <w:rPr>
-          <w:rFonts w:ascii="Calibri" w:hAnsi="Calibri" w:eastAsia="Calibri"/>
           <w:b w:val="0"/>
-          <w:color w:val="2B2B2B"/>
+          <w:color w:val="4A4A49"/>
           <w:sz w:val="22"/>
         </w:rPr>
-        <w:t>[ ] Tabla (4)</w:t>
+        <w:t>Un driver aritmeticamente verificable (las 720 horas del mes, los 5 minutos por corrida) vale mas que uno correcto pero abstracto. No es un criterio aparte: es lo que distingue el 5 de 5 del 3 de 5 en los drivers.</w:t>
+      </w:r>
+    </w:p>
+    <w:p>
+      <w:pPr>
+        <w:spacing w:before="200" w:after="60"/>
+      </w:pPr>
+      <w:r>
+        <w:rPr>
+          <w:b/>
+          <w:color w:val="1A1C1D"/>
+          <w:sz w:val="32"/>
+        </w:rPr>
+        <w:t>Errores frecuentes y que hacer</w:t>
       </w:r>
     </w:p>
     <w:p>
@@ -284,12 +1918,11 @@
       </w:pPr>
       <w:r>
         <w:rPr>
-          <w:rFonts w:ascii="Calibri" w:hAnsi="Calibri" w:eastAsia="Calibri"/>
           <w:b w:val="0"/>
-          <w:color w:val="2B2B2B"/>
+          <w:color w:val="4A4A49"/>
           <w:sz w:val="22"/>
         </w:rPr>
-        <w:t>[ ] 3 acciones (3)</w:t>
+        <w:t>Todo en Medio. Es la respuesta que evita pensar y el criterio de niveles queda en cero, 3.25 puntos. Anunciarlo antes del taller: «necesito al menos un Alto y un Bajo, y necesito el motivo».</w:t>
       </w:r>
     </w:p>
     <w:p>
@@ -298,12 +1931,11 @@
       </w:pPr>
       <w:r>
         <w:rPr>
-          <w:rFonts w:ascii="Calibri" w:hAnsi="Calibri" w:eastAsia="Calibri"/>
           <w:b w:val="0"/>
-          <w:color w:val="2B2B2B"/>
+          <w:color w:val="4A4A49"/>
           <w:sz w:val="22"/>
         </w:rPr>
-        <w:t>[ ] Sin USD inventados (2)</w:t>
+        <w:t>Inventar precios: «la base cuesta 25 dolares al mes». Se descuenta fuerte y ademas es falso, porque nadie en el curso tiene esa factura. La escala cualitativa existe justamente para poder responder con honestidad.</w:t>
       </w:r>
     </w:p>
     <w:p>
@@ -312,27 +1944,11 @@
       </w:pPr>
       <w:r>
         <w:rPr>
-          <w:rFonts w:ascii="Calibri" w:hAnsi="Calibri" w:eastAsia="Calibri"/>
           <w:b w:val="0"/>
-          <w:color w:val="2B2B2B"/>
+          <w:color w:val="4A4A49"/>
           <w:sz w:val="22"/>
         </w:rPr>
-        <w:t>[ ] Integrado (1)</w:t>
-      </w:r>
-    </w:p>
-    <w:p>
-      <w:pPr>
-        <w:spacing w:after="120"/>
-        <w:jc w:val="left"/>
-      </w:pPr>
-      <w:r>
-        <w:rPr>
-          <w:rFonts w:ascii="Calibri" w:hAnsi="Calibri" w:eastAsia="Calibri"/>
-          <w:b/>
-          <w:color w:val="095292"/>
-          <w:sz w:val="24"/>
-        </w:rPr>
-        <w:t>Errores frecuentes</w:t>
+        <w:t>«El uso» como driver. No es contable. La pregunta de correccion es directa: «¿el uso de que, medido en que unidad, al final del mes?».</w:t>
       </w:r>
     </w:p>
     <w:p>
@@ -341,12 +1957,11 @@
       </w:pPr>
       <w:r>
         <w:rPr>
-          <w:rFonts w:ascii="Calibri" w:hAnsi="Calibri" w:eastAsia="Calibri"/>
           <w:b w:val="0"/>
-          <w:color w:val="2B2B2B"/>
+          <w:color w:val="4A4A49"/>
           <w:sz w:val="22"/>
         </w:rPr>
-        <w:t>Factura AWS inventada.</w:t>
+        <w:t>Dejar fuera la integracion continua o el edge porque «no cuestan». Los minutos de CI y los GB de salida son los dos costos que mas sorprenden a un equipo real. El enunciado los nombra explicitamente como componentes de la tabla.</w:t>
       </w:r>
     </w:p>
     <w:p>
@@ -355,47 +1970,1513 @@
       </w:pPr>
       <w:r>
         <w:rPr>
-          <w:rFonts w:ascii="Calibri" w:hAnsi="Calibri" w:eastAsia="Calibri"/>
           <w:b w:val="0"/>
-          <w:color w:val="2B2B2B"/>
+          <w:color w:val="4A4A49"/>
           <w:sz w:val="22"/>
         </w:rPr>
-        <w:t>Sera barato sin tabla.</w:t>
+        <w:t>Incluir una fila de almacenamiento de objetos del dominio cuando el dominio no maneja archivos. Es el mismo error de la pregunta 5 de la Clase 7: agregar la pieza porque suena a cloud.</w:t>
       </w:r>
     </w:p>
     <w:p>
       <w:pPr>
-        <w:spacing w:after="120"/>
-        <w:jc w:val="left"/>
+        <w:pStyle w:val="ListBullet"/>
       </w:pPr>
       <w:r>
         <w:rPr>
-          <w:rFonts w:ascii="Calibri" w:hAnsi="Calibri" w:eastAsia="Calibri"/>
-          <w:b/>
-          <w:color w:val="095292"/>
-          <w:sz w:val="24"/>
+          <w:b w:val="0"/>
+          <w:color w:val="4A4A49"/>
+          <w:sz w:val="22"/>
         </w:rPr>
-        <w:t>Entrega / politica</w:t>
+        <w:t>Apalancamientos que son deseos: «reducir el consumo», «ser mas eficientes». Sin una accion y sin donde se comprueba, la fila no suma. Anticipa que la pregunta 12 tambien va a fallar.</w:t>
       </w:r>
     </w:p>
     <w:p>
       <w:pPr>
-        <w:spacing w:after="120"/>
-        <w:jc w:val="left"/>
+        <w:pStyle w:val="ListBullet"/>
       </w:pPr>
       <w:r>
         <w:rPr>
-          <w:rFonts w:ascii="Calibri" w:hAnsi="Calibri" w:eastAsia="Calibri"/>
           <w:b w:val="0"/>
-          <w:color w:val="2B2B2B"/>
+          <w:color w:val="4A4A49"/>
           <w:sz w:val="22"/>
         </w:rPr>
-        <w:t>Entrega en ExamLab · gratis + navegador · sin cloud con tarjeta.</w:t>
+        <w:t xml:space="preserve">Confundir el driver con el apalancamiento: poner «cachear» en la columna del driver. El driver es lo que </w:t>
+      </w:r>
+      <w:r>
+        <w:rPr>
+          <w:b/>
+          <w:color w:val="4A4A49"/>
+          <w:sz w:val="22"/>
+        </w:rPr>
+        <w:t>hace crecer</w:t>
+      </w:r>
+      <w:r>
+        <w:rPr>
+          <w:b w:val="0"/>
+          <w:color w:val="4A4A49"/>
+          <w:sz w:val="22"/>
+        </w:rPr>
+        <w:t xml:space="preserve"> la factura; el apalancamiento es lo que la </w:t>
+      </w:r>
+      <w:r>
+        <w:rPr>
+          <w:b/>
+          <w:color w:val="4A4A49"/>
+          <w:sz w:val="22"/>
+        </w:rPr>
+        <w:t>baja</w:t>
+      </w:r>
+      <w:r>
+        <w:rPr>
+          <w:b w:val="0"/>
+          <w:color w:val="4A4A49"/>
+          <w:sz w:val="22"/>
+        </w:rPr>
+        <w:t>.</w:t>
+      </w:r>
+    </w:p>
+    <w:p>
+      <w:pPr>
+        <w:spacing w:before="200" w:after="60"/>
+      </w:pPr>
+      <w:r>
+        <w:rPr>
+          <w:b/>
+          <w:color w:val="1A1C1D"/>
+          <w:sz w:val="32"/>
+        </w:rPr>
+        <w:t>Pregunta 12 · Tres acciones de sostenibilidad tecnica verificables · 8.75 pts</w:t>
+      </w:r>
+    </w:p>
+    <w:p>
+      <w:pPr>
+        <w:spacing w:before="200" w:after="60"/>
+      </w:pPr>
+      <w:r>
+        <w:rPr>
+          <w:b/>
+          <w:color w:val="1A1C1D"/>
+          <w:sz w:val="32"/>
+        </w:rPr>
+        <w:t>Respuesta esperada</w:t>
+      </w:r>
+    </w:p>
+    <w:tbl>
+      <w:tblPr>
+        <w:tblStyle w:val="TableGrid"/>
+        <w:tblW w:type="auto" w:w="0"/>
+        <w:tblLook w:firstColumn="1" w:firstRow="1" w:lastColumn="0" w:lastRow="0" w:noHBand="0" w:noVBand="1" w:val="04A0"/>
+      </w:tblPr>
+      <w:tblGrid>
+        <w:gridCol w:w="2880"/>
+        <w:gridCol w:w="2880"/>
+        <w:gridCol w:w="2880"/>
+      </w:tblGrid>
+      <w:tr>
+        <w:tc>
+          <w:tcPr>
+            <w:tcW w:type="dxa" w:w="2880"/>
+            <w:shd w:val="clear" w:fill="3A3A3C"/>
+          </w:tcPr>
+          <w:p>
+            <w:r>
+              <w:rPr>
+                <w:b/>
+              </w:rPr>
+            </w:r>
+            <w:r>
+              <w:rPr>
+                <w:b/>
+                <w:color w:val="FFFFFF"/>
+                <w:sz w:val="21"/>
+              </w:rPr>
+              <w:t>Accion</w:t>
+            </w:r>
+          </w:p>
+        </w:tc>
+        <w:tc>
+          <w:tcPr>
+            <w:tcW w:type="dxa" w:w="2880"/>
+            <w:shd w:val="clear" w:fill="3A3A3C"/>
+          </w:tcPr>
+          <w:p>
+            <w:r>
+              <w:rPr>
+                <w:b/>
+              </w:rPr>
+            </w:r>
+            <w:r>
+              <w:rPr>
+                <w:b/>
+                <w:color w:val="FFFFFF"/>
+                <w:sz w:val="21"/>
+              </w:rPr>
+              <w:t>En que artefacto se comprueba</w:t>
+            </w:r>
+          </w:p>
+        </w:tc>
+        <w:tc>
+          <w:tcPr>
+            <w:tcW w:type="dxa" w:w="2880"/>
+            <w:shd w:val="clear" w:fill="3A3A3C"/>
+          </w:tcPr>
+          <w:p>
+            <w:r>
+              <w:rPr>
+                <w:b/>
+              </w:rPr>
+            </w:r>
+            <w:r>
+              <w:rPr>
+                <w:b/>
+                <w:color w:val="FFFFFF"/>
+                <w:sz w:val="21"/>
+              </w:rPr>
+              <w:t>Como se comprueba</w:t>
+            </w:r>
+          </w:p>
+        </w:tc>
+      </w:tr>
+      <w:tr>
+        <w:tc>
+          <w:tcPr>
+            <w:tcW w:type="dxa" w:w="2880"/>
+          </w:tcPr>
+          <w:p>
+            <w:r/>
+            <w:r>
+              <w:rPr>
+                <w:b/>
+                <w:color w:val="4A4A49"/>
+                <w:sz w:val="20"/>
+              </w:rPr>
+              <w:t>1.</w:t>
+            </w:r>
+            <w:r>
+              <w:rPr>
+                <w:b w:val="0"/>
+                <w:color w:val="4A4A49"/>
+                <w:sz w:val="20"/>
+              </w:rPr>
+              <w:t xml:space="preserve"> Imagen base ligera y sin dependencias de desarrollo: </w:t>
+            </w:r>
+            <w:r>
+              <w:rPr>
+                <w:rFonts w:ascii="Consolas" w:hAnsi="Consolas"/>
+                <w:color w:val="111111"/>
+                <w:sz w:val="19"/>
+              </w:rPr>
+              <w:t>node:20-alpine</w:t>
+            </w:r>
+            <w:r>
+              <w:rPr>
+                <w:b w:val="0"/>
+                <w:color w:val="4A4A49"/>
+                <w:sz w:val="20"/>
+              </w:rPr>
+              <w:t xml:space="preserve"> con etiqueta fija y </w:t>
+            </w:r>
+            <w:r>
+              <w:rPr>
+                <w:rFonts w:ascii="Consolas" w:hAnsi="Consolas"/>
+                <w:color w:val="111111"/>
+                <w:sz w:val="19"/>
+              </w:rPr>
+              <w:t>npm ci --omit=dev</w:t>
+            </w:r>
+            <w:r>
+              <w:rPr>
+                <w:b w:val="0"/>
+                <w:color w:val="4A4A49"/>
+                <w:sz w:val="20"/>
+              </w:rPr>
+              <w:t>.</w:t>
+            </w:r>
+          </w:p>
+        </w:tc>
+        <w:tc>
+          <w:tcPr>
+            <w:tcW w:type="dxa" w:w="2880"/>
+          </w:tcPr>
+          <w:p>
+            <w:r/>
+            <w:r>
+              <w:rPr>
+                <w:b w:val="0"/>
+                <w:color w:val="4A4A49"/>
+                <w:sz w:val="20"/>
+              </w:rPr>
+              <w:t xml:space="preserve">El </w:t>
+            </w:r>
+            <w:r>
+              <w:rPr>
+                <w:rFonts w:ascii="Consolas" w:hAnsi="Consolas"/>
+                <w:color w:val="111111"/>
+                <w:sz w:val="19"/>
+              </w:rPr>
+              <w:t>Dockerfile</w:t>
+            </w:r>
+            <w:r>
+              <w:rPr>
+                <w:b w:val="0"/>
+                <w:color w:val="4A4A49"/>
+                <w:sz w:val="20"/>
+              </w:rPr>
+              <w:t xml:space="preserve"> de la Clase 3: su </w:t>
+            </w:r>
+            <w:r>
+              <w:rPr>
+                <w:b/>
+                <w:color w:val="4A4A49"/>
+                <w:sz w:val="20"/>
+              </w:rPr>
+              <w:t>primera linea</w:t>
+            </w:r>
+            <w:r>
+              <w:rPr>
+                <w:b w:val="0"/>
+                <w:color w:val="4A4A49"/>
+                <w:sz w:val="20"/>
+              </w:rPr>
+              <w:t xml:space="preserve"> y su instruccion </w:t>
+            </w:r>
+            <w:r>
+              <w:rPr>
+                <w:rFonts w:ascii="Consolas" w:hAnsi="Consolas"/>
+                <w:color w:val="111111"/>
+                <w:sz w:val="19"/>
+              </w:rPr>
+              <w:t>RUN</w:t>
+            </w:r>
+            <w:r>
+              <w:rPr>
+                <w:b w:val="0"/>
+                <w:color w:val="4A4A49"/>
+                <w:sz w:val="20"/>
+              </w:rPr>
+              <w:t>.</w:t>
+            </w:r>
+          </w:p>
+        </w:tc>
+        <w:tc>
+          <w:tcPr>
+            <w:tcW w:type="dxa" w:w="2880"/>
+          </w:tcPr>
+          <w:p>
+            <w:r/>
+            <w:r>
+              <w:rPr>
+                <w:rFonts w:ascii="Consolas" w:hAnsi="Consolas"/>
+                <w:color w:val="111111"/>
+                <w:sz w:val="19"/>
+              </w:rPr>
+              <w:t>docker images</w:t>
+            </w:r>
+            <w:r>
+              <w:rPr>
+                <w:b w:val="0"/>
+                <w:color w:val="4A4A49"/>
+                <w:sz w:val="20"/>
+              </w:rPr>
+              <w:t xml:space="preserve"> muestra </w:t>
+            </w:r>
+            <w:r>
+              <w:rPr>
+                <w:b/>
+                <w:color w:val="4A4A49"/>
+                <w:sz w:val="20"/>
+              </w:rPr>
+              <w:t>142 MB</w:t>
+            </w:r>
+            <w:r>
+              <w:rPr>
+                <w:b w:val="0"/>
+                <w:color w:val="4A4A49"/>
+                <w:sz w:val="20"/>
+              </w:rPr>
+              <w:t xml:space="preserve"> en vez de los ~1.1 GB de </w:t>
+            </w:r>
+            <w:r>
+              <w:rPr>
+                <w:rFonts w:ascii="Consolas" w:hAnsi="Consolas"/>
+                <w:color w:val="111111"/>
+                <w:sz w:val="19"/>
+              </w:rPr>
+              <w:t>node:20</w:t>
+            </w:r>
+            <w:r>
+              <w:rPr>
+                <w:b w:val="0"/>
+                <w:color w:val="4A4A49"/>
+                <w:sz w:val="20"/>
+              </w:rPr>
+              <w:t xml:space="preserve"> completo. Cualquiera lo reproduce construyendo las dos imagenes y comparando. Menos bytes = menos descarga en cada corrida de CI y menos almacenamiento en el registro.</w:t>
+            </w:r>
+          </w:p>
+        </w:tc>
+      </w:tr>
+      <w:tr>
+        <w:tc>
+          <w:tcPr>
+            <w:tcW w:type="dxa" w:w="2880"/>
+            <w:shd w:val="clear" w:fill="ECECEE"/>
+          </w:tcPr>
+          <w:p>
+            <w:r/>
+            <w:r>
+              <w:rPr>
+                <w:b/>
+                <w:color w:val="4A4A49"/>
+                <w:sz w:val="20"/>
+              </w:rPr>
+              <w:t>2.</w:t>
+            </w:r>
+            <w:r>
+              <w:rPr>
+                <w:b w:val="0"/>
+                <w:color w:val="4A4A49"/>
+                <w:sz w:val="20"/>
+              </w:rPr>
+              <w:t xml:space="preserve"> Apagar la </w:t>
+            </w:r>
+            <w:r>
+              <w:rPr>
+                <w:rFonts w:ascii="Consolas" w:hAnsi="Consolas"/>
+                <w:color w:val="111111"/>
+                <w:sz w:val="19"/>
+              </w:rPr>
+              <w:t>API de prestamos</w:t>
+            </w:r>
+            <w:r>
+              <w:rPr>
+                <w:b w:val="0"/>
+                <w:color w:val="4A4A49"/>
+                <w:sz w:val="20"/>
+              </w:rPr>
+              <w:t xml:space="preserve"> fuera del horario de la biblioteca: escalar a cero de 22:00 a 6:00.</w:t>
+            </w:r>
+          </w:p>
+        </w:tc>
+        <w:tc>
+          <w:tcPr>
+            <w:tcW w:type="dxa" w:w="2880"/>
+            <w:shd w:val="clear" w:fill="ECECEE"/>
+          </w:tcPr>
+          <w:p>
+            <w:r/>
+            <w:r>
+              <w:rPr>
+                <w:b w:val="0"/>
+                <w:color w:val="4A4A49"/>
+                <w:sz w:val="20"/>
+              </w:rPr>
+              <w:t xml:space="preserve">La </w:t>
+            </w:r>
+            <w:r>
+              <w:rPr>
+                <w:b/>
+                <w:color w:val="4A4A49"/>
+                <w:sz w:val="20"/>
+              </w:rPr>
+              <w:t>politica de escalado</w:t>
+            </w:r>
+            <w:r>
+              <w:rPr>
+                <w:b w:val="0"/>
+                <w:color w:val="4A4A49"/>
+                <w:sz w:val="20"/>
+              </w:rPr>
+              <w:t xml:space="preserve"> (la que la Clase 13 formaliza) y el registro de horas encendidas.</w:t>
+            </w:r>
+          </w:p>
+        </w:tc>
+        <w:tc>
+          <w:tcPr>
+            <w:tcW w:type="dxa" w:w="2880"/>
+            <w:shd w:val="clear" w:fill="ECECEE"/>
+          </w:tcPr>
+          <w:p>
+            <w:r/>
+            <w:r>
+              <w:rPr>
+                <w:b w:val="0"/>
+                <w:color w:val="4A4A49"/>
+                <w:sz w:val="20"/>
+              </w:rPr>
+              <w:t xml:space="preserve">La politica dice el rango horario y el conteo de horas facturables del mes baja de </w:t>
+            </w:r>
+            <w:r>
+              <w:rPr>
+                <w:b/>
+                <w:color w:val="4A4A49"/>
+                <w:sz w:val="20"/>
+              </w:rPr>
+              <w:t>720 a 480</w:t>
+            </w:r>
+            <w:r>
+              <w:rPr>
+                <w:b w:val="0"/>
+                <w:color w:val="4A4A49"/>
+                <w:sz w:val="20"/>
+              </w:rPr>
+              <w:t>. Se comprueba con el registro de arranques y paradas: si sigue en 720, no se aplico.</w:t>
+            </w:r>
+          </w:p>
+        </w:tc>
+      </w:tr>
+      <w:tr>
+        <w:tc>
+          <w:tcPr>
+            <w:tcW w:type="dxa" w:w="2880"/>
+          </w:tcPr>
+          <w:p>
+            <w:r/>
+            <w:r>
+              <w:rPr>
+                <w:b/>
+                <w:color w:val="4A4A49"/>
+                <w:sz w:val="20"/>
+              </w:rPr>
+              <w:t>3.</w:t>
+            </w:r>
+            <w:r>
+              <w:rPr>
+                <w:b w:val="0"/>
+                <w:color w:val="4A4A49"/>
+                <w:sz w:val="20"/>
+              </w:rPr>
+              <w:t xml:space="preserve"> No ejecutar el pipeline en cada </w:t>
+            </w:r>
+            <w:r>
+              <w:rPr>
+                <w:rFonts w:ascii="Consolas" w:hAnsi="Consolas"/>
+                <w:color w:val="111111"/>
+                <w:sz w:val="19"/>
+              </w:rPr>
+              <w:t>push</w:t>
+            </w:r>
+            <w:r>
+              <w:rPr>
+                <w:b w:val="0"/>
+                <w:color w:val="4A4A49"/>
+                <w:sz w:val="20"/>
+              </w:rPr>
+              <w:t xml:space="preserve"> de cada rama, y reutilizar cache de </w:t>
+            </w:r>
+            <w:r>
+              <w:rPr>
+                <w:rFonts w:ascii="Consolas" w:hAnsi="Consolas"/>
+                <w:color w:val="111111"/>
+                <w:sz w:val="19"/>
+              </w:rPr>
+              <w:t>npm</w:t>
+            </w:r>
+            <w:r>
+              <w:rPr>
+                <w:b w:val="0"/>
+                <w:color w:val="4A4A49"/>
+                <w:sz w:val="20"/>
+              </w:rPr>
+              <w:t xml:space="preserve"> y de capas de Docker.</w:t>
+            </w:r>
+          </w:p>
+        </w:tc>
+        <w:tc>
+          <w:tcPr>
+            <w:tcW w:type="dxa" w:w="2880"/>
+          </w:tcPr>
+          <w:p>
+            <w:r/>
+            <w:r>
+              <w:rPr>
+                <w:b w:val="0"/>
+                <w:color w:val="4A4A49"/>
+                <w:sz w:val="20"/>
+              </w:rPr>
+              <w:t xml:space="preserve">El </w:t>
+            </w:r>
+            <w:r>
+              <w:rPr>
+                <w:rFonts w:ascii="Consolas" w:hAnsi="Consolas"/>
+                <w:color w:val="111111"/>
+                <w:sz w:val="19"/>
+              </w:rPr>
+              <w:t>ci.yml</w:t>
+            </w:r>
+            <w:r>
+              <w:rPr>
+                <w:b w:val="0"/>
+                <w:color w:val="4A4A49"/>
+                <w:sz w:val="20"/>
+              </w:rPr>
+              <w:t xml:space="preserve"> de la Clase 8: el bloque </w:t>
+            </w:r>
+            <w:r>
+              <w:rPr>
+                <w:rFonts w:ascii="Consolas" w:hAnsi="Consolas"/>
+                <w:color w:val="111111"/>
+                <w:sz w:val="19"/>
+              </w:rPr>
+              <w:t>on:</w:t>
+            </w:r>
+            <w:r>
+              <w:rPr>
+                <w:b w:val="0"/>
+                <w:color w:val="4A4A49"/>
+                <w:sz w:val="20"/>
+              </w:rPr>
+              <w:t xml:space="preserve"> y la clave </w:t>
+            </w:r>
+            <w:r>
+              <w:rPr>
+                <w:rFonts w:ascii="Consolas" w:hAnsi="Consolas"/>
+                <w:color w:val="111111"/>
+                <w:sz w:val="19"/>
+              </w:rPr>
+              <w:t>cache: 'npm'</w:t>
+            </w:r>
+            <w:r>
+              <w:rPr>
+                <w:b w:val="0"/>
+                <w:color w:val="4A4A49"/>
+                <w:sz w:val="20"/>
+              </w:rPr>
+              <w:t>.</w:t>
+            </w:r>
+          </w:p>
+        </w:tc>
+        <w:tc>
+          <w:tcPr>
+            <w:tcW w:type="dxa" w:w="2880"/>
+          </w:tcPr>
+          <w:p>
+            <w:r/>
+            <w:r>
+              <w:rPr>
+                <w:b w:val="0"/>
+                <w:color w:val="4A4A49"/>
+                <w:sz w:val="20"/>
+              </w:rPr>
+              <w:t xml:space="preserve">Se lee el YAML —los disparadores son </w:t>
+            </w:r>
+            <w:r>
+              <w:rPr>
+                <w:rFonts w:ascii="Consolas" w:hAnsi="Consolas"/>
+                <w:color w:val="111111"/>
+                <w:sz w:val="19"/>
+              </w:rPr>
+              <w:t>main</w:t>
+            </w:r>
+            <w:r>
+              <w:rPr>
+                <w:b w:val="0"/>
+                <w:color w:val="4A4A49"/>
+                <w:sz w:val="20"/>
+              </w:rPr>
+              <w:t xml:space="preserve"> y solicitudes de cambios, no </w:t>
+            </w:r>
+            <w:r>
+              <w:rPr>
+                <w:rFonts w:ascii="Consolas" w:hAnsi="Consolas"/>
+                <w:color w:val="111111"/>
+                <w:sz w:val="19"/>
+              </w:rPr>
+              <w:t>push</w:t>
+            </w:r>
+            <w:r>
+              <w:rPr>
+                <w:b w:val="0"/>
+                <w:color w:val="4A4A49"/>
+                <w:sz w:val="20"/>
+              </w:rPr>
+              <w:t xml:space="preserve"> a cualquier rama— y se comparan las duraciones de dos corridas seguidas: la segunda debe ser mas corta porque reutilizo el cache. Si las dos duran lo mismo, el cache no esta funcionando.</w:t>
+            </w:r>
+          </w:p>
+        </w:tc>
+      </w:tr>
+    </w:tbl>
+    <w:p/>
+    <w:p>
+      <w:r>
+        <w:rPr>
+          <w:b/>
+          <w:color w:val="4A4A49"/>
+          <w:sz w:val="22"/>
+        </w:rPr>
+        <w:t>El vinculo con los drivers de costo de la pregunta 11</w:t>
+      </w:r>
+    </w:p>
+    <w:p>
+      <w:r>
+        <w:rPr>
+          <w:b w:val="0"/>
+          <w:color w:val="4A4A49"/>
+          <w:sz w:val="22"/>
+        </w:rPr>
+        <w:t>Las tres se apalancan sobre un driver de la tabla anterior, y la segunda es la mas directa:</w:t>
+      </w:r>
+    </w:p>
+    <w:p>
+      <w:pPr>
+        <w:pStyle w:val="ListBullet"/>
+      </w:pPr>
+      <w:r>
+        <w:rPr>
+          <w:b/>
+          <w:color w:val="4A4A49"/>
+          <w:sz w:val="22"/>
+        </w:rPr>
+        <w:t>Accion 2 -&gt; driver «horas de instancia encendida» de la fila `API de prestamos` (nivel A).</w:t>
+      </w:r>
+    </w:p>
+    <w:p>
+      <w:r>
+        <w:rPr>
+          <w:b w:val="0"/>
+          <w:color w:val="4A4A49"/>
+          <w:sz w:val="22"/>
+        </w:rPr>
+        <w:t>Es literalmente el mismo apalancamiento escrito en esa fila: pasar de 720 a 480 horas al mes.</w:t>
+      </w:r>
+    </w:p>
+    <w:p>
+      <w:r>
+        <w:rPr>
+          <w:b w:val="0"/>
+          <w:color w:val="4A4A49"/>
+          <w:sz w:val="22"/>
+        </w:rPr>
+        <w:t>Un tercio menos de horas es un tercio menos de energia consumida y un tercio menos de</w:t>
+      </w:r>
+    </w:p>
+    <w:p>
+      <w:r>
+        <w:rPr>
+          <w:b w:val="0"/>
+          <w:color w:val="4A4A49"/>
+          <w:sz w:val="22"/>
+        </w:rPr>
+        <w:t>factura; la misma decision baja las dos cosas.</w:t>
+      </w:r>
+    </w:p>
+    <w:p>
+      <w:pPr>
+        <w:pStyle w:val="ListBullet"/>
+      </w:pPr>
+      <w:r>
+        <w:rPr>
+          <w:b/>
+          <w:color w:val="4A4A49"/>
+          <w:sz w:val="22"/>
+        </w:rPr>
+        <w:t>Accion 3 -&gt; driver «minutos de CI».</w:t>
+      </w:r>
+      <w:r>
+        <w:rPr>
+          <w:b w:val="0"/>
+          <w:color w:val="4A4A49"/>
+          <w:sz w:val="22"/>
+        </w:rPr>
+        <w:t xml:space="preserve"> Menos corridas y corridas mas cortas.</w:t>
+      </w:r>
+    </w:p>
+    <w:p>
+      <w:pPr>
+        <w:pStyle w:val="ListBullet"/>
+      </w:pPr>
+      <w:r>
+        <w:rPr>
+          <w:b/>
+          <w:color w:val="4A4A49"/>
+          <w:sz w:val="22"/>
+        </w:rPr>
+        <w:t>Accion 1 -&gt; driver «GB almacenados» del registro y, de rebote, «minutos de CI»</w:t>
+      </w:r>
+      <w:r>
+        <w:rPr>
+          <w:b w:val="0"/>
+          <w:color w:val="4A4A49"/>
+          <w:sz w:val="22"/>
+        </w:rPr>
+        <w:t>, porque una</w:t>
+      </w:r>
+    </w:p>
+    <w:p>
+      <w:r>
+        <w:rPr>
+          <w:b w:val="0"/>
+          <w:color w:val="4A4A49"/>
+          <w:sz w:val="22"/>
+        </w:rPr>
+        <w:t>imagen ocho veces mas pequena se descarga y arranca mas rapido en cada corrida.</w:t>
+      </w:r>
+    </w:p>
+    <w:p>
+      <w:r>
+        <w:rPr>
+          <w:b w:val="0"/>
+          <w:color w:val="4A4A49"/>
+          <w:sz w:val="22"/>
+        </w:rPr>
+        <w:t>Que costo y sostenibilidad se apalanquen con la misma decision no es una coincidencia</w:t>
+      </w:r>
+    </w:p>
+    <w:p>
+      <w:r>
+        <w:rPr>
+          <w:b w:val="0"/>
+          <w:color w:val="4A4A49"/>
+          <w:sz w:val="22"/>
+        </w:rPr>
+        <w:t>retorica: el recurso que no se consume no se paga y no se genera. Por eso la pregunta pide</w:t>
+      </w:r>
+    </w:p>
+    <w:p>
+      <w:r>
+        <w:rPr>
+          <w:b w:val="0"/>
+          <w:color w:val="4A4A49"/>
+          <w:sz w:val="22"/>
+        </w:rPr>
+        <w:t>atar al menos una.</w:t>
+      </w:r>
+    </w:p>
+    <w:p>
+      <w:r>
+        <w:rPr>
+          <w:b/>
+          <w:color w:val="4A4A49"/>
+          <w:sz w:val="22"/>
+        </w:rPr>
+        <w:t>Por que estas tres pasan la prueba de los seis meses.</w:t>
+      </w:r>
+      <w:r>
+        <w:rPr>
+          <w:b w:val="0"/>
+          <w:color w:val="4A4A49"/>
+          <w:sz w:val="22"/>
+        </w:rPr>
+        <w:t xml:space="preserve"> El enunciado da el criterio: si otra</w:t>
+      </w:r>
+    </w:p>
+    <w:p>
+      <w:r>
+        <w:rPr>
+          <w:b w:val="0"/>
+          <w:color w:val="4A4A49"/>
+          <w:sz w:val="22"/>
+        </w:rPr>
+        <w:t>persona abre el repositorio dentro de seis meses, ¿puede decir si la accion se aplico? Con las</w:t>
+      </w:r>
+    </w:p>
+    <w:p>
+      <w:r>
+        <w:rPr>
+          <w:b w:val="0"/>
+          <w:color w:val="4A4A49"/>
+          <w:sz w:val="22"/>
+        </w:rPr>
+        <w:t xml:space="preserve">tres, si: la primera linea del </w:t>
+      </w:r>
+      <w:r>
+        <w:rPr>
+          <w:rFonts w:ascii="Consolas" w:hAnsi="Consolas"/>
+          <w:color w:val="111111"/>
+          <w:sz w:val="21"/>
+        </w:rPr>
+        <w:t>Dockerfile</w:t>
+      </w:r>
+      <w:r>
+        <w:rPr>
+          <w:b w:val="0"/>
+          <w:color w:val="4A4A49"/>
+          <w:sz w:val="22"/>
+        </w:rPr>
+        <w:t xml:space="preserve"> esta ahi, el bloque </w:t>
+      </w:r>
+      <w:r>
+        <w:rPr>
+          <w:rFonts w:ascii="Consolas" w:hAnsi="Consolas"/>
+          <w:color w:val="111111"/>
+          <w:sz w:val="21"/>
+        </w:rPr>
+        <w:t>on:</w:t>
+      </w:r>
+      <w:r>
+        <w:rPr>
+          <w:b w:val="0"/>
+          <w:color w:val="4A4A49"/>
+          <w:sz w:val="22"/>
+        </w:rPr>
+        <w:t xml:space="preserve"> del </w:t>
+      </w:r>
+      <w:r>
+        <w:rPr>
+          <w:rFonts w:ascii="Consolas" w:hAnsi="Consolas"/>
+          <w:color w:val="111111"/>
+          <w:sz w:val="21"/>
+        </w:rPr>
+        <w:t>ci.yml</w:t>
+      </w:r>
+      <w:r>
+        <w:rPr>
+          <w:b w:val="0"/>
+          <w:color w:val="4A4A49"/>
+          <w:sz w:val="22"/>
+        </w:rPr>
+        <w:t xml:space="preserve"> esta ahi, y</w:t>
+      </w:r>
+    </w:p>
+    <w:p>
+      <w:r>
+        <w:rPr>
+          <w:b w:val="0"/>
+          <w:color w:val="4A4A49"/>
+          <w:sz w:val="22"/>
+        </w:rPr>
+        <w:t>la politica de escalado esta escrita con su rango horario. Ninguna depende de que alguien</w:t>
+      </w:r>
+    </w:p>
+    <w:p>
+      <w:r>
+        <w:rPr>
+          <w:b w:val="0"/>
+          <w:color w:val="4A4A49"/>
+          <w:sz w:val="22"/>
+        </w:rPr>
+        <w:t>recuerde haber tenido buenas intenciones.</w:t>
+      </w:r>
+    </w:p>
+    <w:p>
+      <w:r>
+        <w:rPr>
+          <w:b/>
+          <w:color w:val="4A4A49"/>
+          <w:sz w:val="22"/>
+        </w:rPr>
+        <w:t>Una cuarta que quedo fuera, por si el grupo la propone:</w:t>
+      </w:r>
+      <w:r>
+        <w:rPr>
+          <w:b w:val="0"/>
+          <w:color w:val="4A4A49"/>
+          <w:sz w:val="22"/>
+        </w:rPr>
+        <w:t xml:space="preserve"> apagar el escenario de Killercoda</w:t>
+      </w:r>
+    </w:p>
+    <w:p>
+      <w:r>
+        <w:rPr>
+          <w:b w:val="0"/>
+          <w:color w:val="4A4A49"/>
+          <w:sz w:val="22"/>
+        </w:rPr>
+        <w:t>al terminar la sesion, comprobable en la bitacora del laboratorio de la Clase 3. Es valida y</w:t>
+      </w:r>
+    </w:p>
+    <w:p>
+      <w:r>
+        <w:rPr>
+          <w:b w:val="0"/>
+          <w:color w:val="4A4A49"/>
+          <w:sz w:val="22"/>
+        </w:rPr>
+        <w:t>esta bien formada —artefacto y comprobacion—, pero es la que viene como ejemplo en el</w:t>
+      </w:r>
+    </w:p>
+    <w:p>
+      <w:r>
+        <w:rPr>
+          <w:b w:val="0"/>
+          <w:color w:val="4A4A49"/>
+          <w:sz w:val="22"/>
+        </w:rPr>
+        <w:t>enunciado, asi que la use como referencia y no como respuesta.</w:t>
+      </w:r>
+    </w:p>
+    <w:p>
+      <w:pPr>
+        <w:spacing w:before="200" w:after="60"/>
+      </w:pPr>
+      <w:r>
+        <w:rPr>
+          <w:b/>
+          <w:color w:val="1A1C1D"/>
+          <w:sz w:val="32"/>
+        </w:rPr>
+        <w:t>Como calificar</w:t>
+      </w:r>
+    </w:p>
+    <w:p>
+      <w:pPr>
+        <w:pStyle w:val="ListBullet"/>
+      </w:pPr>
+      <w:r>
+        <w:rPr>
+          <w:b w:val="0"/>
+          <w:color w:val="4A4A49"/>
+          <w:sz w:val="22"/>
+        </w:rPr>
+        <w:t xml:space="preserve">2.5 pts por accion verificable, hasta 3 acciones: </w:t>
+      </w:r>
+      <w:r>
+        <w:rPr>
+          <w:b/>
+          <w:color w:val="4A4A49"/>
+          <w:sz w:val="22"/>
+        </w:rPr>
+        <w:t>suma completo solo si nombra el artefacto Y como se comprueba</w:t>
+      </w:r>
+      <w:r>
+        <w:rPr>
+          <w:b w:val="0"/>
+          <w:color w:val="4A4A49"/>
+          <w:sz w:val="22"/>
+        </w:rPr>
+        <w:t>. Las dos columnas pesan igual, asi que una accion con artefacto pero sin metodo de comprobacion vale 1.25.</w:t>
+      </w:r>
+    </w:p>
+    <w:p>
+      <w:pPr>
+        <w:pStyle w:val="ListBullet"/>
+      </w:pPr>
+      <w:r>
+        <w:rPr>
+          <w:b w:val="0"/>
+          <w:color w:val="4A4A49"/>
+          <w:sz w:val="22"/>
+        </w:rPr>
+        <w:t xml:space="preserve">1.25 pts por </w:t>
+      </w:r>
+      <w:r>
+        <w:rPr>
+          <w:b/>
+          <w:color w:val="4A4A49"/>
+          <w:sz w:val="22"/>
+        </w:rPr>
+        <w:t>atar al menos una accion a un driver de costo de la pregunta 11</w:t>
+      </w:r>
+      <w:r>
+        <w:rPr>
+          <w:b w:val="0"/>
+          <w:color w:val="4A4A49"/>
+          <w:sz w:val="22"/>
+        </w:rPr>
+        <w:t>. Se exige que el driver exista en su propia tabla: atarla a un driver que no listo no cuenta.</w:t>
+      </w:r>
+    </w:p>
+    <w:p>
+      <w:pPr>
+        <w:pStyle w:val="ListBullet"/>
+      </w:pPr>
+      <w:r>
+        <w:rPr>
+          <w:b/>
+          <w:color w:val="4A4A49"/>
+          <w:sz w:val="22"/>
+        </w:rPr>
+        <w:t>Una accion que no se pueda comprobar mirando un artefacto vale cero, aunque sea razonable.</w:t>
+      </w:r>
+      <w:r>
+        <w:rPr>
+          <w:b w:val="0"/>
+          <w:color w:val="4A4A49"/>
+          <w:sz w:val="22"/>
+        </w:rPr>
+        <w:t xml:space="preserve"> «Concientizar al equipo», «ser mas eficientes», «usar la nube de forma responsable»: cero, sin discusion. La regla es mecanica a proposito.</w:t>
+      </w:r>
+    </w:p>
+    <w:p>
+      <w:pPr>
+        <w:pStyle w:val="ListBullet"/>
+      </w:pPr>
+      <w:r>
+        <w:rPr>
+          <w:b w:val="0"/>
+          <w:color w:val="4A4A49"/>
+          <w:sz w:val="22"/>
+        </w:rPr>
+        <w:t xml:space="preserve">El artefacto tiene que ser </w:t>
+      </w:r>
+      <w:r>
+        <w:rPr>
+          <w:b/>
+          <w:color w:val="4A4A49"/>
+          <w:sz w:val="22"/>
+        </w:rPr>
+        <w:t>del proyecto</w:t>
+      </w:r>
+      <w:r>
+        <w:rPr>
+          <w:b w:val="0"/>
+          <w:color w:val="4A4A49"/>
+          <w:sz w:val="22"/>
+        </w:rPr>
+        <w:t xml:space="preserve">: el </w:t>
+      </w:r>
+      <w:r>
+        <w:rPr>
+          <w:rFonts w:ascii="Consolas" w:hAnsi="Consolas"/>
+          <w:color w:val="111111"/>
+          <w:sz w:val="21"/>
+        </w:rPr>
+        <w:t>Dockerfile</w:t>
+      </w:r>
+      <w:r>
+        <w:rPr>
+          <w:b w:val="0"/>
+          <w:color w:val="4A4A49"/>
+          <w:sz w:val="22"/>
+        </w:rPr>
+        <w:t xml:space="preserve">, el </w:t>
+      </w:r>
+      <w:r>
+        <w:rPr>
+          <w:rFonts w:ascii="Consolas" w:hAnsi="Consolas"/>
+          <w:color w:val="111111"/>
+          <w:sz w:val="21"/>
+        </w:rPr>
+        <w:t>ci.yml</w:t>
+      </w:r>
+      <w:r>
+        <w:rPr>
+          <w:b w:val="0"/>
+          <w:color w:val="4A4A49"/>
+          <w:sz w:val="22"/>
+        </w:rPr>
+        <w:t>, la politica de escalado, la bitacora del laboratorio, el diagrama. Un «documento de buenas practicas» escrito para la ocasion no es un artefacto del sistema.</w:t>
+      </w:r>
+    </w:p>
+    <w:p>
+      <w:pPr>
+        <w:pStyle w:val="ListBullet"/>
+      </w:pPr>
+      <w:r>
+        <w:rPr>
+          <w:b w:val="0"/>
+          <w:color w:val="4A4A49"/>
+          <w:sz w:val="22"/>
+        </w:rPr>
+        <w:t xml:space="preserve">Se aceptan las tres acciones del ejemplo del enunciado </w:t>
+      </w:r>
+      <w:r>
+        <w:rPr>
+          <w:b/>
+          <w:color w:val="4A4A49"/>
+          <w:sz w:val="22"/>
+        </w:rPr>
+        <w:t>si el estudiante las aterriza a su proyecto</w:t>
+      </w:r>
+      <w:r>
+        <w:rPr>
+          <w:b w:val="0"/>
+          <w:color w:val="4A4A49"/>
+          <w:sz w:val="22"/>
+        </w:rPr>
+        <w:t xml:space="preserve"> con su artefacto y su metodo. Copiar la frase sin aterrizarla vale la mitad; el enunciado dice que son ejemplos de forma.</w:t>
+      </w:r>
+    </w:p>
+    <w:p>
+      <w:pPr>
+        <w:pStyle w:val="ListBullet"/>
+      </w:pPr>
+      <w:r>
+        <w:rPr>
+          <w:b w:val="0"/>
+          <w:color w:val="4A4A49"/>
+          <w:sz w:val="22"/>
+        </w:rPr>
+        <w:t>La prueba de los seis meses del enunciado es el mejor criterio de arbitraje cuando una accion queda en la frontera: «si otra persona abre el repositorio dentro de seis meses, ¿puede decir si se aplico?». Uselo tal cual en la retroalimentacion.</w:t>
+      </w:r>
+    </w:p>
+    <w:p>
+      <w:pPr>
+        <w:spacing w:before="200" w:after="60"/>
+      </w:pPr>
+      <w:r>
+        <w:rPr>
+          <w:b/>
+          <w:color w:val="1A1C1D"/>
+          <w:sz w:val="32"/>
+        </w:rPr>
+        <w:t>Errores frecuentes y que hacer</w:t>
+      </w:r>
+    </w:p>
+    <w:p>
+      <w:pPr>
+        <w:pStyle w:val="ListBullet"/>
+      </w:pPr>
+      <w:r>
+        <w:rPr>
+          <w:b w:val="0"/>
+          <w:color w:val="4A4A49"/>
+          <w:sz w:val="22"/>
+        </w:rPr>
+        <w:t>«Concientizar al equipo sobre el uso responsable de los recursos». Es la respuesta que la pregunta esta diseñada para descartar: no hay artefacto y no hay comprobacion. Cero, y conviene decirlo antes del taller para que nadie gaste tres lineas en ella.</w:t>
+      </w:r>
+    </w:p>
+    <w:p>
+      <w:pPr>
+        <w:pStyle w:val="ListBullet"/>
+      </w:pPr>
+      <w:r>
+        <w:rPr>
+          <w:b w:val="0"/>
+          <w:color w:val="4A4A49"/>
+          <w:sz w:val="22"/>
+        </w:rPr>
+        <w:t xml:space="preserve">Acciones ambientales sin conexion con el diseno: reciclar, imprimir menos, apagar las luces del salon. La pregunta dice </w:t>
+      </w:r>
+      <w:r>
+        <w:rPr>
+          <w:b/>
+          <w:color w:val="4A4A49"/>
+          <w:sz w:val="22"/>
+        </w:rPr>
+        <w:t>sostenibilidad tecnica</w:t>
+      </w:r>
+      <w:r>
+        <w:rPr>
+          <w:b w:val="0"/>
+          <w:color w:val="4A4A49"/>
+          <w:sz w:val="22"/>
+        </w:rPr>
+        <w:t xml:space="preserve"> y </w:t>
+      </w:r>
+      <w:r>
+        <w:rPr>
+          <w:b/>
+          <w:color w:val="4A4A49"/>
+          <w:sz w:val="22"/>
+        </w:rPr>
+        <w:t>verificable en el propio diseno</w:t>
+      </w:r>
+      <w:r>
+        <w:rPr>
+          <w:b w:val="0"/>
+          <w:color w:val="4A4A49"/>
+          <w:sz w:val="22"/>
+        </w:rPr>
+        <w:t>. No se descuenta la intencion, pero no suma.</w:t>
+      </w:r>
+    </w:p>
+    <w:p>
+      <w:pPr>
+        <w:pStyle w:val="ListBullet"/>
+      </w:pPr>
+      <w:r>
+        <w:rPr>
+          <w:b w:val="0"/>
+          <w:color w:val="4A4A49"/>
+          <w:sz w:val="22"/>
+        </w:rPr>
+        <w:t>Nombrar el artefacto y dejar en blanco el como. Es la mitad de cada accion. La pregunta de correccion: «abro ese archivo, ¿que linea me dice que se aplico?».</w:t>
+      </w:r>
+    </w:p>
+    <w:p>
+      <w:pPr>
+        <w:pStyle w:val="ListBullet"/>
+      </w:pPr>
+      <w:r>
+        <w:rPr>
+          <w:b w:val="0"/>
+          <w:color w:val="4A4A49"/>
+          <w:sz w:val="22"/>
+        </w:rPr>
+        <w:t>Atar la accion a un driver que no aparece en su tabla de la pregunta 11. Se ve poniendo las dos respuestas al lado y cuesta el 1.25. Suele pasar cuando la tabla se hizo de ultimo y sin revisar la 12.</w:t>
+      </w:r>
+    </w:p>
+    <w:p>
+      <w:pPr>
+        <w:pStyle w:val="ListBullet"/>
+      </w:pPr>
+      <w:r>
+        <w:rPr>
+          <w:b w:val="0"/>
+          <w:color w:val="4A4A49"/>
+          <w:sz w:val="22"/>
+        </w:rPr>
+        <w:t>Tres acciones que son la misma: cache de npm, cache de Docker y cache del navegador. Son tres formas de una decision. Pida que toquen artefactos distintos.</w:t>
+      </w:r>
+    </w:p>
+    <w:p>
+      <w:pPr>
+        <w:pStyle w:val="ListBullet"/>
+      </w:pPr>
+      <w:r>
+        <w:rPr>
+          <w:b w:val="0"/>
+          <w:color w:val="4A4A49"/>
+          <w:sz w:val="22"/>
+        </w:rPr>
+        <w:t>Proponer apagar la base de datos por la noche. No se puede sin perder el servicio y sin arriesgar el respaldo: es el ejemplo de una accion que suena sostenible y rompe el sistema. Corrijala mostrando que la fila de la base tiene otro apalancamiento (la retencion).</w:t>
+      </w:r>
+    </w:p>
+    <w:p>
+      <w:pPr>
+        <w:spacing w:before="200" w:after="60"/>
+      </w:pPr>
+      <w:r>
+        <w:rPr>
+          <w:b/>
+          <w:color w:val="1A1C1D"/>
+          <w:sz w:val="32"/>
+        </w:rPr>
+        <w:t>Lo que van a preguntar (respuestas listas)</w:t>
+      </w:r>
+    </w:p>
+    <w:p>
+      <w:r>
+        <w:rPr>
+          <w:b w:val="0"/>
+          <w:color w:val="4A4A49"/>
+          <w:sz w:val="22"/>
+        </w:rPr>
+        <w:t>Estas son las dudas que aparecen todos los semestres. Tenerlas resueltas por escrito es lo que evita responder la misma cosa quince veces durante el taller.</w:t>
+      </w:r>
+    </w:p>
+    <w:p>
+      <w:r>
+        <w:rPr>
+          <w:b/>
+          <w:color w:val="4A4A49"/>
+          <w:sz w:val="22"/>
+        </w:rPr>
+        <w:t>¿Puedo poner precios reales si los busco en la calculadora del proveedor?</w:t>
+      </w:r>
+    </w:p>
+    <w:p>
+      <w:r>
+        <w:rPr>
+          <w:b w:val="0"/>
+          <w:color w:val="4A4A49"/>
+          <w:sz w:val="22"/>
+        </w:rPr>
+        <w:t>No, y se descuenta fuerte. El curso no abre cuentas de pago y los precios cambian por region y por nivel: cualquier cifra seria una adivinanza con aspecto de dato. La escala es B/M/A y con eso alcanza para decidir donde apalancar.</w:t>
+      </w:r>
+    </w:p>
+    <w:p>
+      <w:r>
+        <w:rPr>
+          <w:b/>
+          <w:color w:val="4A4A49"/>
+          <w:sz w:val="22"/>
+        </w:rPr>
+        <w:t>¿Que hago con un componente al que no le encuentro driver?</w:t>
+      </w:r>
+    </w:p>
+    <w:p>
+      <w:r>
+        <w:rPr>
+          <w:b w:val="0"/>
+          <w:color w:val="4A4A49"/>
+          <w:sz w:val="22"/>
+        </w:rPr>
+        <w:t>Volver al diagrama de la Clase 7, que es lo que dice el enunciado. Si un componente no tiene una variable que haga crecer su factura, o esta mal entendido o no deberia estar en el diagrama. Las dos conclusiones son utiles.</w:t>
+      </w:r>
+    </w:p>
+    <w:p>
+      <w:r>
+        <w:rPr>
+          <w:b/>
+          <w:color w:val="4A4A49"/>
+          <w:sz w:val="22"/>
+        </w:rPr>
+        <w:t>¿Por que no puede ser todo Medio?</w:t>
+      </w:r>
+    </w:p>
+    <w:p>
+      <w:r>
+        <w:rPr>
+          <w:b w:val="0"/>
+          <w:color w:val="4A4A49"/>
+          <w:sz w:val="22"/>
+        </w:rPr>
+        <w:t>Porque entonces la tabla no ordena nada, y ordenar es lo unico que la escala ordinal permite hacer. Sin un Alto no se sabe donde apalancar primero, y ese es el proposito del ejercicio. El criterio de niveles queda en cero.</w:t>
+      </w:r>
+    </w:p>
+    <w:p>
+      <w:r>
+        <w:rPr>
+          <w:b/>
+          <w:color w:val="4A4A49"/>
+          <w:sz w:val="22"/>
+        </w:rPr>
+        <w:t>¿La escala B/M/A dice cuantas veces mas cuesta un componente?</w:t>
+      </w:r>
+    </w:p>
+    <w:p>
+      <w:r>
+        <w:rPr>
+          <w:b w:val="0"/>
+          <w:color w:val="4A4A49"/>
+          <w:sz w:val="22"/>
+        </w:rPr>
+        <w:t>No. Es ordinal: dice que uno cuesta mas que otro, no cuantas veces mas. Confundirlo es lo que lleva a inventar precios; el orden es suficiente para decidir.</w:t>
+      </w:r>
+    </w:p>
+    <w:p>
+      <w:r>
+        <w:rPr>
+          <w:b/>
+          <w:color w:val="4A4A49"/>
+          <w:sz w:val="22"/>
+        </w:rPr>
+        <w:t>¿Los minutos de CI cuestan de verdad?</w:t>
+      </w:r>
+    </w:p>
+    <w:p>
+      <w:r>
+        <w:rPr>
+          <w:b w:val="0"/>
+          <w:color w:val="4A4A49"/>
+          <w:sz w:val="22"/>
+        </w:rPr>
+        <w:t>En repositorios publicos son ilimitados y en privados hay 2000 al mes gratis, asi que en el curso no se paga nada. Aun asi es un driver real: en un equipo con repositorio privado y varias ramas, los 2000 minutos se agotan a mitad de mes.</w:t>
+      </w:r>
+    </w:p>
+    <w:p>
+      <w:r>
+        <w:rPr>
+          <w:b/>
+          <w:color w:val="4A4A49"/>
+          <w:sz w:val="22"/>
+        </w:rPr>
+        <w:t>¿Sostenibilidad es lo ambiental?</w:t>
+      </w:r>
+    </w:p>
+    <w:p>
+      <w:r>
+        <w:rPr>
+          <w:b w:val="0"/>
+          <w:color w:val="4A4A49"/>
+          <w:sz w:val="22"/>
+        </w:rPr>
+        <w:t xml:space="preserve">Aqui es sostenibilidad </w:t>
+      </w:r>
+      <w:r>
+        <w:rPr>
+          <w:b/>
+          <w:color w:val="4A4A49"/>
+          <w:sz w:val="22"/>
+        </w:rPr>
+        <w:t>tecnica</w:t>
+      </w:r>
+      <w:r>
+        <w:rPr>
+          <w:b w:val="0"/>
+          <w:color w:val="4A4A49"/>
+          <w:sz w:val="22"/>
+        </w:rPr>
+        <w:t>: decisiones de diseno que reducen el recurso consumido y se pueden comprobar en un artefacto. Casi siempre coinciden con lo ambiental —el recurso que no se consume no se genera— pero la que se califica es la verificable.</w:t>
+      </w:r>
+    </w:p>
+    <w:p>
+      <w:r>
+        <w:rPr>
+          <w:b/>
+          <w:color w:val="4A4A49"/>
+          <w:sz w:val="22"/>
+        </w:rPr>
+        <w:t>¿Vale apagar el laboratorio de Killercoda como una de las tres?</w:t>
+      </w:r>
+    </w:p>
+    <w:p>
+      <w:r>
+        <w:rPr>
+          <w:b w:val="0"/>
+          <w:color w:val="4A4A49"/>
+          <w:sz w:val="22"/>
+        </w:rPr>
+        <w:t>Es valida y esta bien formada, pero viene como ejemplo en el enunciado. Si la usa, aterricela a su bitacora concreta; y busque al menos dos que salgan de sus propios artefactos.</w:t>
+      </w:r>
+    </w:p>
+    <w:p>
+      <w:r>
+        <w:rPr>
+          <w:b/>
+          <w:color w:val="4A4A49"/>
+          <w:sz w:val="22"/>
+        </w:rPr>
+        <w:t>¿Tengo que atar las tres acciones a un driver de costo?</w:t>
+      </w:r>
+    </w:p>
+    <w:p>
+      <w:r>
+        <w:rPr>
+          <w:b w:val="0"/>
+          <w:color w:val="4A4A49"/>
+          <w:sz w:val="22"/>
+        </w:rPr>
+        <w:t>Solo una es obligatoria y vale 1.25 pts. Atar las tres no suma mas, pero suele ser lo que pasa naturalmente: la misma decision baja el costo y el consumo.</w:t>
+      </w:r>
+    </w:p>
+    <w:p>
+      <w:pPr>
+        <w:spacing w:before="200" w:after="60"/>
+      </w:pPr>
+      <w:r>
+        <w:rPr>
+          <w:b/>
+          <w:color w:val="1A1C1D"/>
+          <w:sz w:val="32"/>
+        </w:rPr>
+        <w:t>Cierre de la clase</w:t>
+      </w:r>
+    </w:p>
+    <w:p>
+      <w:r>
+        <w:rPr>
+          <w:b w:val="0"/>
+          <w:color w:val="4A4A49"/>
+          <w:sz w:val="22"/>
+        </w:rPr>
+        <w:t xml:space="preserve">Lo que queda de hoy es que una decision de arquitectura se puede defender con una variable contable en la mano: no «la nube es cara», sino «esta pieza se paga por horas encendidas y la mia esta encendida 720 al mes». Deje anotadas las tres conexiones hacia adelante: el apalancamiento de escalar a cero es la politica que la Clase 13 va a escribir con su metrica y su ventana de enfriamiento, la fila de la base de datos es el componente que alli se vera que </w:t>
+      </w:r>
+      <w:r>
+        <w:rPr>
+          <w:b/>
+          <w:color w:val="4A4A49"/>
+          <w:sz w:val="22"/>
+        </w:rPr>
+        <w:t>no</w:t>
+      </w:r>
+      <w:r>
+        <w:rPr>
+          <w:b w:val="0"/>
+          <w:color w:val="4A4A49"/>
+          <w:sz w:val="22"/>
+        </w:rPr>
+        <w:t xml:space="preserve"> escala, y la tabla completa es una de las piezas del paquete que el checkpoint de la Clase 11 revisa. Con esto cierra el Corte 2: el sistema ya tiene amenazas con controles, un lugar donde ejecutarse, un pipeline que lo verifica y un costo que se puede ordenar.</w:t>
+      </w:r>
+    </w:p>
+    <w:p>
+      <w:pPr>
+        <w:spacing w:before="200" w:after="60"/>
+      </w:pPr>
+      <w:r>
+        <w:rPr>
+          <w:b/>
+          <w:color w:val="1A1C1D"/>
+          <w:sz w:val="32"/>
+        </w:rPr>
+        <w:t>Politica de entrega</w:t>
+      </w:r>
+    </w:p>
+    <w:p>
+      <w:r>
+        <w:rPr>
+          <w:b w:val="0"/>
+          <w:color w:val="4A4A49"/>
+          <w:sz w:val="22"/>
+        </w:rPr>
+        <w:t>La entrega que se califica es la respuesta dentro de ExamLab (https://uniaj.examlab.workers.dev/). El documento en Word o Google Docs es opcional y solo sirve para que el estudiante conserve sus respuestas. Gratis + navegador; sin cuentas cloud de pago ni tarjeta.</w:t>
       </w:r>
     </w:p>
     <w:sectPr>
       <w:pgSz w:w="12240" w:h="15840"/>
-      <w:pgMar w:top="1008" w:right="1224" w:bottom="1008" w:left="1224" w:header="720" w:footer="720" w:gutter="0"/>
+      <w:pgMar w:top="1440" w:right="1800" w:bottom="1440" w:left="1800" w:header="720" w:footer="720" w:gutter="0"/>
       <w:cols w:space="720"/>
       <w:docGrid w:linePitch="360"/>
     </w:sectPr>
@@ -766,6 +3847,10 @@
     <w:name w:val="Normal"/>
     <w:qFormat/>
     <w:rsid w:val="00FC693F"/>
+    <w:rPr>
+      <w:rFonts w:ascii="Calibri" w:hAnsi="Calibri"/>
+      <w:sz w:val="22"/>
+    </w:rPr>
   </w:style>
   <w:style w:type="paragraph" w:styleId="Header">
     <w:name w:val="header"/>

--- a/Arquitectura de Sistemas Computacionales/Kit docente/Clase 10/Solucion Taller Clase 10 - CloudLite.docx
+++ b/Arquitectura de Sistemas Computacionales/Kit docente/Clase 10/Solucion Taller Clase 10 - CloudLite.docx
@@ -38,6 +38,7 @@
       <w:r>
         <w:rPr>
           <w:rFonts w:ascii="Consolas" w:hAnsi="Consolas"/>
+          <w:b w:val="0"/>
           <w:i/>
           <w:color w:val="111111"/>
           <w:sz w:val="20"/>
@@ -215,6 +216,7 @@
       <w:r>
         <w:rPr>
           <w:rFonts w:ascii="Consolas" w:hAnsi="Consolas"/>
+          <w:b w:val="0"/>
           <w:color w:val="111111"/>
           <w:sz w:val="21"/>
         </w:rPr>
@@ -236,6 +238,7 @@
       <w:r>
         <w:rPr>
           <w:rFonts w:ascii="Consolas" w:hAnsi="Consolas"/>
+          <w:b w:val="0"/>
           <w:color w:val="111111"/>
           <w:sz w:val="21"/>
         </w:rPr>
@@ -429,6 +432,7 @@
             <w:r>
               <w:rPr>
                 <w:rFonts w:ascii="Consolas" w:hAnsi="Consolas"/>
+                <w:b w:val="0"/>
                 <w:color w:val="111111"/>
                 <w:sz w:val="19"/>
               </w:rPr>
@@ -498,6 +502,7 @@
             <w:r>
               <w:rPr>
                 <w:rFonts w:ascii="Consolas" w:hAnsi="Consolas"/>
+                <w:b w:val="0"/>
                 <w:color w:val="111111"/>
                 <w:sz w:val="19"/>
               </w:rPr>
@@ -659,6 +664,7 @@
             <w:r>
               <w:rPr>
                 <w:rFonts w:ascii="Consolas" w:hAnsi="Consolas"/>
+                <w:b w:val="0"/>
                 <w:color w:val="111111"/>
                 <w:sz w:val="19"/>
               </w:rPr>
@@ -782,6 +788,7 @@
             <w:r>
               <w:rPr>
                 <w:rFonts w:ascii="Consolas" w:hAnsi="Consolas"/>
+                <w:b w:val="0"/>
                 <w:color w:val="111111"/>
                 <w:sz w:val="19"/>
               </w:rPr>
@@ -915,6 +922,7 @@
             <w:r>
               <w:rPr>
                 <w:rFonts w:ascii="Consolas" w:hAnsi="Consolas"/>
+                <w:b w:val="0"/>
                 <w:color w:val="111111"/>
                 <w:sz w:val="19"/>
               </w:rPr>
@@ -955,6 +963,7 @@
             <w:r>
               <w:rPr>
                 <w:rFonts w:ascii="Consolas" w:hAnsi="Consolas"/>
+                <w:b w:val="0"/>
                 <w:color w:val="111111"/>
                 <w:sz w:val="19"/>
               </w:rPr>
@@ -1019,6 +1028,7 @@
             <w:r>
               <w:rPr>
                 <w:rFonts w:ascii="Consolas" w:hAnsi="Consolas"/>
+                <w:b w:val="0"/>
                 <w:color w:val="111111"/>
                 <w:sz w:val="19"/>
               </w:rPr>
@@ -1095,6 +1105,7 @@
             <w:r>
               <w:rPr>
                 <w:rFonts w:ascii="Consolas" w:hAnsi="Consolas"/>
+                <w:b w:val="0"/>
                 <w:color w:val="111111"/>
                 <w:sz w:val="19"/>
               </w:rPr>
@@ -1111,6 +1122,7 @@
             <w:r>
               <w:rPr>
                 <w:rFonts w:ascii="Consolas" w:hAnsi="Consolas"/>
+                <w:b w:val="0"/>
                 <w:color w:val="111111"/>
                 <w:sz w:val="19"/>
               </w:rPr>
@@ -1127,6 +1139,7 @@
             <w:r>
               <w:rPr>
                 <w:rFonts w:ascii="Consolas" w:hAnsi="Consolas"/>
+                <w:b w:val="0"/>
                 <w:color w:val="111111"/>
                 <w:sz w:val="19"/>
               </w:rPr>
@@ -1177,6 +1190,7 @@
             <w:r>
               <w:rPr>
                 <w:rFonts w:ascii="Consolas" w:hAnsi="Consolas"/>
+                <w:b w:val="0"/>
                 <w:color w:val="111111"/>
                 <w:sz w:val="19"/>
               </w:rPr>
@@ -1193,6 +1207,7 @@
             <w:r>
               <w:rPr>
                 <w:rFonts w:ascii="Consolas" w:hAnsi="Consolas"/>
+                <w:b w:val="0"/>
                 <w:color w:val="111111"/>
                 <w:sz w:val="19"/>
               </w:rPr>
@@ -1209,6 +1224,7 @@
             <w:r>
               <w:rPr>
                 <w:rFonts w:ascii="Consolas" w:hAnsi="Consolas"/>
+                <w:b w:val="0"/>
                 <w:color w:val="111111"/>
                 <w:sz w:val="19"/>
               </w:rPr>
@@ -1241,6 +1257,7 @@
             <w:r>
               <w:rPr>
                 <w:rFonts w:ascii="Consolas" w:hAnsi="Consolas"/>
+                <w:b w:val="0"/>
                 <w:color w:val="111111"/>
                 <w:sz w:val="19"/>
               </w:rPr>
@@ -1257,6 +1274,7 @@
             <w:r>
               <w:rPr>
                 <w:rFonts w:ascii="Consolas" w:hAnsi="Consolas"/>
+                <w:b w:val="0"/>
                 <w:color w:val="111111"/>
                 <w:sz w:val="19"/>
               </w:rPr>
@@ -1283,6 +1301,7 @@
             <w:r>
               <w:rPr>
                 <w:rFonts w:ascii="Consolas" w:hAnsi="Consolas"/>
+                <w:b w:val="0"/>
                 <w:color w:val="111111"/>
                 <w:sz w:val="19"/>
               </w:rPr>
@@ -1347,6 +1366,7 @@
             <w:r>
               <w:rPr>
                 <w:rFonts w:ascii="Consolas" w:hAnsi="Consolas"/>
+                <w:b w:val="0"/>
                 <w:color w:val="111111"/>
                 <w:sz w:val="19"/>
               </w:rPr>
@@ -1379,6 +1399,7 @@
             <w:r>
               <w:rPr>
                 <w:rFonts w:ascii="Consolas" w:hAnsi="Consolas"/>
+                <w:b w:val="0"/>
                 <w:color w:val="111111"/>
                 <w:sz w:val="19"/>
               </w:rPr>
@@ -1412,17 +1433,7 @@
           <w:color w:val="4A4A49"/>
           <w:sz w:val="22"/>
         </w:rPr>
-        <w:t xml:space="preserve"> La API y la base son Alto por el mismo</w:t>
-      </w:r>
-    </w:p>
-    <w:p>
-      <w:r>
-        <w:rPr>
-          <w:b w:val="0"/>
-          <w:color w:val="4A4A49"/>
-          <w:sz w:val="22"/>
-        </w:rPr>
-        <w:t xml:space="preserve">motivo y vale decirlo en voz alta: </w:t>
+        <w:t xml:space="preserve"> La API y la base son Alto por el mismo motivo y vale decirlo en voz alta: </w:t>
       </w:r>
       <w:r>
         <w:rPr>
@@ -1438,47 +1449,7 @@
           <w:color w:val="4A4A49"/>
           <w:sz w:val="22"/>
         </w:rPr>
-        <w:t>. Se</w:t>
-      </w:r>
-    </w:p>
-    <w:p>
-      <w:r>
-        <w:rPr>
-          <w:b w:val="0"/>
-          <w:color w:val="4A4A49"/>
-          <w:sz w:val="22"/>
-        </w:rPr>
-        <w:t>pagan encendidas aunque nadie reserve un libro a las tres de la manana. El almacenamiento de</w:t>
-      </w:r>
-    </w:p>
-    <w:p>
-      <w:r>
-        <w:rPr>
-          <w:b w:val="0"/>
-          <w:color w:val="4A4A49"/>
-          <w:sz w:val="22"/>
-        </w:rPr>
-        <w:t>objetos es Bajo porque BiblioLite no digitaliza contenidos —lo dice el «fuera de alcance» de la</w:t>
-      </w:r>
-    </w:p>
-    <w:p>
-      <w:r>
-        <w:rPr>
-          <w:b w:val="0"/>
-          <w:color w:val="4A4A49"/>
-          <w:sz w:val="22"/>
-        </w:rPr>
-        <w:t>ficha de la Clase 1— y por eso guarda megabytes, no terabytes. CI y edge quedan en Medio porque</w:t>
-      </w:r>
-    </w:p>
-    <w:p>
-      <w:r>
-        <w:rPr>
-          <w:b w:val="0"/>
-          <w:color w:val="4A4A49"/>
-          <w:sz w:val="22"/>
-        </w:rPr>
-        <w:t>crecen con la actividad, no con el reloj, y la actividad de un proyecto de curso es pequena.</w:t>
+        <w:t>. Se pagan encendidas aunque nadie reserve un libro a las tres de la manana. El almacenamiento de objetos es Bajo porque BiblioLite no digitaliza contenidos —lo dice el «fuera de alcance» de la ficha de la Clase 1— y por eso guarda megabytes, no terabytes. CI y edge quedan en Medio porque crecen con la actividad, no con el reloj, y la actividad de un proyecto de curso es pequena.</w:t>
       </w:r>
     </w:p>
     <w:p>
@@ -1520,37 +1491,7 @@
           <w:color w:val="4A4A49"/>
           <w:sz w:val="22"/>
         </w:rPr>
-        <w:t>.</w:t>
-      </w:r>
-    </w:p>
-    <w:p>
-      <w:r>
-        <w:rPr>
-          <w:b w:val="0"/>
-          <w:color w:val="4A4A49"/>
-          <w:sz w:val="22"/>
-        </w:rPr>
-        <w:t>Ese matiz es la razon de que la pregunta prohiba precios: con B/M/A se puede ordenar</w:t>
-      </w:r>
-    </w:p>
-    <w:p>
-      <w:r>
-        <w:rPr>
-          <w:b w:val="0"/>
-          <w:color w:val="4A4A49"/>
-          <w:sz w:val="22"/>
-        </w:rPr>
-        <w:t>honestamente sin inventar una factura, y ordenar es lo que permite decidir donde apalancar</w:t>
-      </w:r>
-    </w:p>
-    <w:p>
-      <w:r>
-        <w:rPr>
-          <w:b w:val="0"/>
-          <w:color w:val="4A4A49"/>
-          <w:sz w:val="22"/>
-        </w:rPr>
-        <w:t>primero.</w:t>
+        <w:t>. Ese matiz es la razon de que la pregunta prohiba precios: con B/M/A se puede ordenar honestamente sin inventar una factura, y ordenar es lo que permite decidir donde apalancar primero.</w:t>
       </w:r>
     </w:p>
     <w:p>
@@ -1568,37 +1509,7 @@
           <w:color w:val="4A4A49"/>
           <w:sz w:val="22"/>
         </w:rPr>
-        <w:t xml:space="preserve"> No hay una sola cifra de moneda en la tabla. Cualquier</w:t>
-      </w:r>
-    </w:p>
-    <w:p>
-      <w:r>
-        <w:rPr>
-          <w:b w:val="0"/>
-          <w:color w:val="4A4A49"/>
-          <w:sz w:val="22"/>
-        </w:rPr>
-        <w:t>precio que pusiera seria inventado: no tengo cuenta de nube de pago —eso es la politica del</w:t>
-      </w:r>
-    </w:p>
-    <w:p>
-      <w:r>
-        <w:rPr>
-          <w:b w:val="0"/>
-          <w:color w:val="4A4A49"/>
-          <w:sz w:val="22"/>
-        </w:rPr>
-        <w:t>curso desde el ADR-001— y los precios cambian por region y por nivel. Lo que si es verificable</w:t>
-      </w:r>
-    </w:p>
-    <w:p>
-      <w:r>
-        <w:rPr>
-          <w:b w:val="0"/>
-          <w:color w:val="4A4A49"/>
-          <w:sz w:val="22"/>
-        </w:rPr>
-        <w:t xml:space="preserve">es la aritmetica de las </w:t>
+        <w:t xml:space="preserve"> No hay una sola cifra de moneda en la tabla. Cualquier precio que pusiera seria inventado: no tengo cuenta de nube de pago —eso es la politica del curso desde el ADR-001— y los precios cambian por region y por nivel. Lo que si es verificable es la aritmetica de las </w:t>
       </w:r>
       <w:r>
         <w:rPr>
@@ -1632,47 +1543,7 @@
           <w:color w:val="4A4A49"/>
           <w:sz w:val="22"/>
         </w:rPr>
-        <w:t xml:space="preserve"> La fila de la base de datos es la unica cuyo driver crece</w:t>
-      </w:r>
-    </w:p>
-    <w:p>
-      <w:r>
-        <w:rPr>
-          <w:b w:val="0"/>
-          <w:color w:val="4A4A49"/>
-          <w:sz w:val="22"/>
-        </w:rPr>
-        <w:t>solo, sin que nadie haga nada: cada prestamo cerrado que se acumula suma GB para siempre. Es la</w:t>
-      </w:r>
-    </w:p>
-    <w:p>
-      <w:r>
-        <w:rPr>
-          <w:b w:val="0"/>
-          <w:color w:val="4A4A49"/>
-          <w:sz w:val="22"/>
-        </w:rPr>
-        <w:t>fila donde el apalancamiento tiene que ser una politica escrita (retencion) y no una accion</w:t>
-      </w:r>
-    </w:p>
-    <w:p>
-      <w:r>
-        <w:rPr>
-          <w:b w:val="0"/>
-          <w:color w:val="4A4A49"/>
-          <w:sz w:val="22"/>
-        </w:rPr>
-        <w:t>puntual, y es la que conecta con la Clase 13, donde se vera que esa tabla es tambien la que no</w:t>
-      </w:r>
-    </w:p>
-    <w:p>
-      <w:r>
-        <w:rPr>
-          <w:b w:val="0"/>
-          <w:color w:val="4A4A49"/>
-          <w:sz w:val="22"/>
-        </w:rPr>
-        <w:t>escala.</w:t>
+        <w:t xml:space="preserve"> La fila de la base de datos es la unica cuyo driver crece solo, sin que nadie haga nada: cada prestamo cerrado que se acumula suma GB para siempre. Es la fila donde el apalancamiento tiene que ser una politica escrita (retencion) y no una accion puntual, y es la que conecta con la Clase 13, donde se vera que esa tabla es tambien la que no escala.</w:t>
       </w:r>
     </w:p>
     <w:p>
@@ -2163,6 +2034,7 @@
             <w:r>
               <w:rPr>
                 <w:rFonts w:ascii="Consolas" w:hAnsi="Consolas"/>
+                <w:b w:val="0"/>
                 <w:color w:val="111111"/>
                 <w:sz w:val="19"/>
               </w:rPr>
@@ -2179,6 +2051,7 @@
             <w:r>
               <w:rPr>
                 <w:rFonts w:ascii="Consolas" w:hAnsi="Consolas"/>
+                <w:b w:val="0"/>
                 <w:color w:val="111111"/>
                 <w:sz w:val="19"/>
               </w:rPr>
@@ -2211,6 +2084,7 @@
             <w:r>
               <w:rPr>
                 <w:rFonts w:ascii="Consolas" w:hAnsi="Consolas"/>
+                <w:b w:val="0"/>
                 <w:color w:val="111111"/>
                 <w:sz w:val="19"/>
               </w:rPr>
@@ -2243,6 +2117,7 @@
             <w:r>
               <w:rPr>
                 <w:rFonts w:ascii="Consolas" w:hAnsi="Consolas"/>
+                <w:b w:val="0"/>
                 <w:color w:val="111111"/>
                 <w:sz w:val="19"/>
               </w:rPr>
@@ -2267,6 +2142,7 @@
             <w:r>
               <w:rPr>
                 <w:rFonts w:ascii="Consolas" w:hAnsi="Consolas"/>
+                <w:b w:val="0"/>
                 <w:color w:val="111111"/>
                 <w:sz w:val="19"/>
               </w:rPr>
@@ -2299,6 +2175,7 @@
             <w:r>
               <w:rPr>
                 <w:rFonts w:ascii="Consolas" w:hAnsi="Consolas"/>
+                <w:b w:val="0"/>
                 <w:color w:val="111111"/>
                 <w:sz w:val="19"/>
               </w:rPr>
@@ -2342,6 +2219,7 @@
             <w:r>
               <w:rPr>
                 <w:rFonts w:ascii="Consolas" w:hAnsi="Consolas"/>
+                <w:b w:val="0"/>
                 <w:color w:val="111111"/>
                 <w:sz w:val="19"/>
               </w:rPr>
@@ -2450,6 +2328,7 @@
             <w:r>
               <w:rPr>
                 <w:rFonts w:ascii="Consolas" w:hAnsi="Consolas"/>
+                <w:b w:val="0"/>
                 <w:color w:val="111111"/>
                 <w:sz w:val="19"/>
               </w:rPr>
@@ -2466,6 +2345,7 @@
             <w:r>
               <w:rPr>
                 <w:rFonts w:ascii="Consolas" w:hAnsi="Consolas"/>
+                <w:b w:val="0"/>
                 <w:color w:val="111111"/>
                 <w:sz w:val="19"/>
               </w:rPr>
@@ -2498,6 +2378,7 @@
             <w:r>
               <w:rPr>
                 <w:rFonts w:ascii="Consolas" w:hAnsi="Consolas"/>
+                <w:b w:val="0"/>
                 <w:color w:val="111111"/>
                 <w:sz w:val="19"/>
               </w:rPr>
@@ -2514,6 +2395,7 @@
             <w:r>
               <w:rPr>
                 <w:rFonts w:ascii="Consolas" w:hAnsi="Consolas"/>
+                <w:b w:val="0"/>
                 <w:color w:val="111111"/>
                 <w:sz w:val="19"/>
               </w:rPr>
@@ -2530,6 +2412,7 @@
             <w:r>
               <w:rPr>
                 <w:rFonts w:ascii="Consolas" w:hAnsi="Consolas"/>
+                <w:b w:val="0"/>
                 <w:color w:val="111111"/>
                 <w:sz w:val="19"/>
               </w:rPr>
@@ -2562,6 +2445,7 @@
             <w:r>
               <w:rPr>
                 <w:rFonts w:ascii="Consolas" w:hAnsi="Consolas"/>
+                <w:b w:val="0"/>
                 <w:color w:val="111111"/>
                 <w:sz w:val="19"/>
               </w:rPr>
@@ -2578,6 +2462,7 @@
             <w:r>
               <w:rPr>
                 <w:rFonts w:ascii="Consolas" w:hAnsi="Consolas"/>
+                <w:b w:val="0"/>
                 <w:color w:val="111111"/>
                 <w:sz w:val="19"/>
               </w:rPr>
@@ -2626,37 +2511,32 @@
           <w:color w:val="4A4A49"/>
           <w:sz w:val="22"/>
         </w:rPr>
-        <w:t>Accion 2 -&gt; driver «horas de instancia encendida» de la fila `API de prestamos` (nivel A).</w:t>
+        <w:t xml:space="preserve">Accion 2 -&gt; driver «horas de instancia encendida» de la fila </w:t>
       </w:r>
-    </w:p>
-    <w:p>
+      <w:r>
+        <w:rPr>
+          <w:rFonts w:ascii="Consolas" w:hAnsi="Consolas"/>
+          <w:b/>
+          <w:color w:val="111111"/>
+          <w:sz w:val="21"/>
+        </w:rPr>
+        <w:t>API de prestamos</w:t>
+      </w:r>
+      <w:r>
+        <w:rPr>
+          <w:b/>
+          <w:color w:val="4A4A49"/>
+          <w:sz w:val="22"/>
+        </w:rPr>
+        <w:t xml:space="preserve"> (nivel A).</w:t>
+      </w:r>
       <w:r>
         <w:rPr>
           <w:b w:val="0"/>
           <w:color w:val="4A4A49"/>
           <w:sz w:val="22"/>
         </w:rPr>
-        <w:t>Es literalmente el mismo apalancamiento escrito en esa fila: pasar de 720 a 480 horas al mes.</w:t>
-      </w:r>
-    </w:p>
-    <w:p>
-      <w:r>
-        <w:rPr>
-          <w:b w:val="0"/>
-          <w:color w:val="4A4A49"/>
-          <w:sz w:val="22"/>
-        </w:rPr>
-        <w:t>Un tercio menos de horas es un tercio menos de energia consumida y un tercio menos de</w:t>
-      </w:r>
-    </w:p>
-    <w:p>
-      <w:r>
-        <w:rPr>
-          <w:b w:val="0"/>
-          <w:color w:val="4A4A49"/>
-          <w:sz w:val="22"/>
-        </w:rPr>
-        <w:t>factura; la misma decision baja las dos cosas.</w:t>
+        <w:t xml:space="preserve"> Es literalmente el mismo apalancamiento escrito en esa fila: pasar de 720 a 480 horas al mes. Un tercio menos de horas es un tercio menos de energia consumida y un tercio menos de factura; la misma decision baja las dos cosas.</w:t>
       </w:r>
     </w:p>
     <w:p>
@@ -2698,7 +2578,7 @@
           <w:color w:val="4A4A49"/>
           <w:sz w:val="22"/>
         </w:rPr>
-        <w:t>, porque una</w:t>
+        <w:t>, porque una imagen ocho veces mas pequena se descarga y arranca mas rapido en cada corrida.</w:t>
       </w:r>
     </w:p>
     <w:p>
@@ -2708,37 +2588,7 @@
           <w:color w:val="4A4A49"/>
           <w:sz w:val="22"/>
         </w:rPr>
-        <w:t>imagen ocho veces mas pequena se descarga y arranca mas rapido en cada corrida.</w:t>
-      </w:r>
-    </w:p>
-    <w:p>
-      <w:r>
-        <w:rPr>
-          <w:b w:val="0"/>
-          <w:color w:val="4A4A49"/>
-          <w:sz w:val="22"/>
-        </w:rPr>
-        <w:t>Que costo y sostenibilidad se apalanquen con la misma decision no es una coincidencia</w:t>
-      </w:r>
-    </w:p>
-    <w:p>
-      <w:r>
-        <w:rPr>
-          <w:b w:val="0"/>
-          <w:color w:val="4A4A49"/>
-          <w:sz w:val="22"/>
-        </w:rPr>
-        <w:t>retorica: el recurso que no se consume no se paga y no se genera. Por eso la pregunta pide</w:t>
-      </w:r>
-    </w:p>
-    <w:p>
-      <w:r>
-        <w:rPr>
-          <w:b w:val="0"/>
-          <w:color w:val="4A4A49"/>
-          <w:sz w:val="22"/>
-        </w:rPr>
-        <w:t>atar al menos una.</w:t>
+        <w:t>Que costo y sostenibilidad se apalanquen con la misma decision no es una coincidencia retorica: el recurso que no se consume no se paga y no se genera. Por eso la pregunta pide atar al menos una.</w:t>
       </w:r>
     </w:p>
     <w:p>
@@ -2756,31 +2606,12 @@
           <w:color w:val="4A4A49"/>
           <w:sz w:val="22"/>
         </w:rPr>
-        <w:t xml:space="preserve"> El enunciado da el criterio: si otra</w:t>
-      </w:r>
-    </w:p>
-    <w:p>
-      <w:r>
-        <w:rPr>
-          <w:b w:val="0"/>
-          <w:color w:val="4A4A49"/>
-          <w:sz w:val="22"/>
-        </w:rPr>
-        <w:t>persona abre el repositorio dentro de seis meses, ¿puede decir si la accion se aplico? Con las</w:t>
-      </w:r>
-    </w:p>
-    <w:p>
-      <w:r>
-        <w:rPr>
-          <w:b w:val="0"/>
-          <w:color w:val="4A4A49"/>
-          <w:sz w:val="22"/>
-        </w:rPr>
-        <w:t xml:space="preserve">tres, si: la primera linea del </w:t>
+        <w:t xml:space="preserve"> El enunciado da el criterio: si otra persona abre el repositorio dentro de seis meses, ¿puede decir si la accion se aplico? Con las tres, si: la primera linea del </w:t>
       </w:r>
       <w:r>
         <w:rPr>
           <w:rFonts w:ascii="Consolas" w:hAnsi="Consolas"/>
+          <w:b w:val="0"/>
           <w:color w:val="111111"/>
           <w:sz w:val="21"/>
         </w:rPr>
@@ -2797,6 +2628,7 @@
       <w:r>
         <w:rPr>
           <w:rFonts w:ascii="Consolas" w:hAnsi="Consolas"/>
+          <w:b w:val="0"/>
           <w:color w:val="111111"/>
           <w:sz w:val="21"/>
         </w:rPr>
@@ -2813,6 +2645,7 @@
       <w:r>
         <w:rPr>
           <w:rFonts w:ascii="Consolas" w:hAnsi="Consolas"/>
+          <w:b w:val="0"/>
           <w:color w:val="111111"/>
           <w:sz w:val="21"/>
         </w:rPr>
@@ -2824,27 +2657,7 @@
           <w:color w:val="4A4A49"/>
           <w:sz w:val="22"/>
         </w:rPr>
-        <w:t xml:space="preserve"> esta ahi, y</w:t>
-      </w:r>
-    </w:p>
-    <w:p>
-      <w:r>
-        <w:rPr>
-          <w:b w:val="0"/>
-          <w:color w:val="4A4A49"/>
-          <w:sz w:val="22"/>
-        </w:rPr>
-        <w:t>la politica de escalado esta escrita con su rango horario. Ninguna depende de que alguien</w:t>
-      </w:r>
-    </w:p>
-    <w:p>
-      <w:r>
-        <w:rPr>
-          <w:b w:val="0"/>
-          <w:color w:val="4A4A49"/>
-          <w:sz w:val="22"/>
-        </w:rPr>
-        <w:t>recuerde haber tenido buenas intenciones.</w:t>
+        <w:t xml:space="preserve"> esta ahi, y la politica de escalado esta escrita con su rango horario. Ninguna depende de que alguien recuerde haber tenido buenas intenciones.</w:t>
       </w:r>
     </w:p>
     <w:p>
@@ -2862,37 +2675,7 @@
           <w:color w:val="4A4A49"/>
           <w:sz w:val="22"/>
         </w:rPr>
-        <w:t xml:space="preserve"> apagar el escenario de Killercoda</w:t>
-      </w:r>
-    </w:p>
-    <w:p>
-      <w:r>
-        <w:rPr>
-          <w:b w:val="0"/>
-          <w:color w:val="4A4A49"/>
-          <w:sz w:val="22"/>
-        </w:rPr>
-        <w:t>al terminar la sesion, comprobable en la bitacora del laboratorio de la Clase 3. Es valida y</w:t>
-      </w:r>
-    </w:p>
-    <w:p>
-      <w:r>
-        <w:rPr>
-          <w:b w:val="0"/>
-          <w:color w:val="4A4A49"/>
-          <w:sz w:val="22"/>
-        </w:rPr>
-        <w:t>esta bien formada —artefacto y comprobacion—, pero es la que viene como ejemplo en el</w:t>
-      </w:r>
-    </w:p>
-    <w:p>
-      <w:r>
-        <w:rPr>
-          <w:b w:val="0"/>
-          <w:color w:val="4A4A49"/>
-          <w:sz w:val="22"/>
-        </w:rPr>
-        <w:t>enunciado, asi que la use como referencia y no como respuesta.</w:t>
+        <w:t xml:space="preserve"> apagar el escenario de Killercoda al terminar la sesion, comprobable en la bitacora del laboratorio de la Clase 3. Es valida y esta bien formada —artefacto y comprobacion—, pero es la que viene como ejemplo en el enunciado, asi que la use como referencia y no como respuesta.</w:t>
       </w:r>
     </w:p>
     <w:p>
@@ -3018,6 +2801,7 @@
       <w:r>
         <w:rPr>
           <w:rFonts w:ascii="Consolas" w:hAnsi="Consolas"/>
+          <w:b w:val="0"/>
           <w:color w:val="111111"/>
           <w:sz w:val="21"/>
         </w:rPr>
@@ -3034,6 +2818,7 @@
       <w:r>
         <w:rPr>
           <w:rFonts w:ascii="Consolas" w:hAnsi="Consolas"/>
+          <w:b w:val="0"/>
           <w:color w:val="111111"/>
           <w:sz w:val="21"/>
         </w:rPr>
